--- a/assets/templates/auxilio_acidente_aposentadoria_template.docx
+++ b/assets/templates/auxilio_acidente_aposentadoria_template.docx
@@ -36,7 +36,6 @@
           <w:b/>
           <w:bCs/>
           <w:color w:val="000000" w:themeColor="text1"/>
-          <w:highlight w:val="yellow"/>
         </w:rPr>
         <w:t xml:space="preserve">{{ </w:t>
       </w:r>
@@ -47,7 +46,6 @@
           <w:b/>
           <w:bCs/>
           <w:color w:val="000000" w:themeColor="text1"/>
-          <w:highlight w:val="yellow"/>
         </w:rPr>
         <w:t>subsecao</w:t>
       </w:r>
@@ -58,7 +56,6 @@
           <w:b/>
           <w:bCs/>
           <w:color w:val="000000" w:themeColor="text1"/>
-          <w:highlight w:val="yellow"/>
         </w:rPr>
         <w:t>_judiciaria|</w:t>
       </w:r>
@@ -69,7 +66,6 @@
           <w:b/>
           <w:bCs/>
           <w:color w:val="000000" w:themeColor="text1"/>
-          <w:highlight w:val="yellow"/>
         </w:rPr>
         <w:t>upper</w:t>
       </w:r>
@@ -80,7 +76,6 @@
           <w:b/>
           <w:bCs/>
           <w:color w:val="000000" w:themeColor="text1"/>
-          <w:highlight w:val="yellow"/>
         </w:rPr>
         <w:t xml:space="preserve"> }</w:t>
       </w:r>
@@ -91,7 +86,6 @@
           <w:b/>
           <w:bCs/>
           <w:color w:val="000000" w:themeColor="text1"/>
-          <w:highlight w:val="yellow"/>
         </w:rPr>
         <w:t>}</w:t>
       </w:r>
@@ -405,7 +399,6 @@
           <w:b/>
           <w:bCs/>
           <w:color w:val="000000" w:themeColor="text1"/>
-          <w:highlight w:val="yellow"/>
         </w:rPr>
         <w:t xml:space="preserve">{{ </w:t>
       </w:r>
@@ -416,7 +409,6 @@
           <w:b/>
           <w:bCs/>
           <w:color w:val="000000" w:themeColor="text1"/>
-          <w:highlight w:val="yellow"/>
         </w:rPr>
         <w:t>nome_cliente</w:t>
       </w:r>
@@ -427,7 +419,6 @@
           <w:b/>
           <w:bCs/>
           <w:color w:val="000000" w:themeColor="text1"/>
-          <w:highlight w:val="yellow"/>
         </w:rPr>
         <w:t xml:space="preserve"> }}</w:t>
       </w:r>
@@ -435,7 +426,6 @@
         <w:rPr>
           <w:rFonts w:ascii="Arial" w:hAnsi="Arial" w:cs="Arial"/>
           <w:color w:val="000000" w:themeColor="text1"/>
-          <w:highlight w:val="yellow"/>
         </w:rPr>
         <w:t xml:space="preserve">, {{ </w:t>
       </w:r>
@@ -444,7 +434,6 @@
         <w:rPr>
           <w:rFonts w:ascii="Arial" w:hAnsi="Arial" w:cs="Arial"/>
           <w:color w:val="000000" w:themeColor="text1"/>
-          <w:highlight w:val="yellow"/>
         </w:rPr>
         <w:t>nacionalidade_cliente</w:t>
       </w:r>
@@ -453,7 +442,6 @@
         <w:rPr>
           <w:rFonts w:ascii="Arial" w:hAnsi="Arial" w:cs="Arial"/>
           <w:color w:val="000000" w:themeColor="text1"/>
-          <w:highlight w:val="yellow"/>
         </w:rPr>
         <w:t xml:space="preserve"> }}, {{ </w:t>
       </w:r>
@@ -462,7 +450,6 @@
         <w:rPr>
           <w:rFonts w:ascii="Arial" w:hAnsi="Arial" w:cs="Arial"/>
           <w:color w:val="000000" w:themeColor="text1"/>
-          <w:highlight w:val="yellow"/>
         </w:rPr>
         <w:t>estado_civil_cliente</w:t>
       </w:r>
@@ -471,7 +458,6 @@
         <w:rPr>
           <w:rFonts w:ascii="Arial" w:hAnsi="Arial" w:cs="Arial"/>
           <w:color w:val="000000" w:themeColor="text1"/>
-          <w:highlight w:val="yellow"/>
         </w:rPr>
         <w:t xml:space="preserve"> }}, inscrito(a) no CPF sob o nº {{ </w:t>
       </w:r>
@@ -480,7 +466,6 @@
         <w:rPr>
           <w:rFonts w:ascii="Arial" w:hAnsi="Arial" w:cs="Arial"/>
           <w:color w:val="000000" w:themeColor="text1"/>
-          <w:highlight w:val="yellow"/>
         </w:rPr>
         <w:t>cpf_cliente</w:t>
       </w:r>
@@ -489,7 +474,6 @@
         <w:rPr>
           <w:rFonts w:ascii="Arial" w:hAnsi="Arial" w:cs="Arial"/>
           <w:color w:val="000000" w:themeColor="text1"/>
-          <w:highlight w:val="yellow"/>
         </w:rPr>
         <w:t xml:space="preserve"> }} e RG n° {{ </w:t>
       </w:r>
@@ -498,7 +482,6 @@
         <w:rPr>
           <w:rFonts w:ascii="Arial" w:hAnsi="Arial" w:cs="Arial"/>
           <w:color w:val="000000" w:themeColor="text1"/>
-          <w:highlight w:val="yellow"/>
         </w:rPr>
         <w:t>rg_cliente</w:t>
       </w:r>
@@ -507,7 +490,6 @@
         <w:rPr>
           <w:rFonts w:ascii="Arial" w:hAnsi="Arial" w:cs="Arial"/>
           <w:color w:val="000000" w:themeColor="text1"/>
-          <w:highlight w:val="yellow"/>
         </w:rPr>
         <w:t xml:space="preserve"> }}, residente e domiciliado(a) na {{</w:t>
       </w:r>
@@ -516,7 +498,6 @@
         <w:rPr>
           <w:rFonts w:ascii="Arial" w:hAnsi="Arial" w:cs="Arial"/>
           <w:color w:val="000000" w:themeColor="text1"/>
-          <w:highlight w:val="yellow"/>
         </w:rPr>
         <w:t>endereco_completo</w:t>
       </w:r>
@@ -525,24 +506,14 @@
         <w:rPr>
           <w:rFonts w:ascii="Arial" w:hAnsi="Arial" w:cs="Arial"/>
           <w:color w:val="000000" w:themeColor="text1"/>
-          <w:highlight w:val="yellow"/>
-        </w:rPr>
-        <w:t xml:space="preserve"> }},</w:t>
-      </w:r>
-      <w:r>
-        <w:rPr>
-          <w:rFonts w:ascii="Arial" w:hAnsi="Arial" w:cs="Arial"/>
-          <w:color w:val="000000" w:themeColor="text1"/>
-          <w:highlight w:val="green"/>
-        </w:rPr>
-        <w:t xml:space="preserve">{% </w:t>
+        </w:rPr>
+        <w:t xml:space="preserve"> }},{% </w:t>
       </w:r>
       <w:proofErr w:type="spellStart"/>
       <w:r>
         <w:rPr>
           <w:rFonts w:ascii="Arial" w:hAnsi="Arial" w:cs="Arial"/>
           <w:color w:val="000000" w:themeColor="text1"/>
-          <w:highlight w:val="green"/>
         </w:rPr>
         <w:t>if</w:t>
       </w:r>
@@ -551,7 +522,6 @@
         <w:rPr>
           <w:rFonts w:ascii="Arial" w:hAnsi="Arial" w:cs="Arial"/>
           <w:color w:val="000000" w:themeColor="text1"/>
-          <w:highlight w:val="green"/>
         </w:rPr>
         <w:t xml:space="preserve"> </w:t>
       </w:r>
@@ -560,7 +530,6 @@
         <w:rPr>
           <w:rFonts w:ascii="Arial" w:hAnsi="Arial" w:cs="Arial"/>
           <w:color w:val="000000" w:themeColor="text1"/>
-          <w:highlight w:val="green"/>
         </w:rPr>
         <w:t>tem_representante</w:t>
       </w:r>
@@ -569,297 +538,219 @@
         <w:rPr>
           <w:rFonts w:ascii="Arial" w:hAnsi="Arial" w:cs="Arial"/>
           <w:color w:val="000000" w:themeColor="text1"/>
-          <w:highlight w:val="green"/>
+        </w:rPr>
+        <w:t xml:space="preserve"> %} neste ato representado(a) por </w:t>
+      </w:r>
+      <w:r>
+        <w:rPr>
+          <w:rFonts w:ascii="Arial" w:hAnsi="Arial" w:cs="Arial"/>
+          <w:b/>
+          <w:bCs/>
+          <w:color w:val="000000" w:themeColor="text1"/>
+        </w:rPr>
+        <w:t xml:space="preserve">{{ </w:t>
+      </w:r>
+      <w:proofErr w:type="spellStart"/>
+      <w:r>
+        <w:rPr>
+          <w:rFonts w:ascii="Arial" w:hAnsi="Arial" w:cs="Arial"/>
+          <w:b/>
+          <w:bCs/>
+          <w:color w:val="000000" w:themeColor="text1"/>
+        </w:rPr>
+        <w:t>nome_representante</w:t>
+      </w:r>
+      <w:proofErr w:type="spellEnd"/>
+      <w:r>
+        <w:rPr>
+          <w:rFonts w:ascii="Arial" w:hAnsi="Arial" w:cs="Arial"/>
+          <w:b/>
+          <w:bCs/>
+          <w:color w:val="000000" w:themeColor="text1"/>
+        </w:rPr>
+        <w:t xml:space="preserve"> }}</w:t>
+      </w:r>
+      <w:r>
+        <w:rPr>
+          <w:rFonts w:ascii="Arial" w:hAnsi="Arial" w:cs="Arial"/>
+          <w:color w:val="000000" w:themeColor="text1"/>
+        </w:rPr>
+        <w:t xml:space="preserve">, {{ </w:t>
+      </w:r>
+      <w:proofErr w:type="spellStart"/>
+      <w:r>
+        <w:rPr>
+          <w:rFonts w:ascii="Arial" w:hAnsi="Arial" w:cs="Arial"/>
+          <w:color w:val="000000" w:themeColor="text1"/>
+        </w:rPr>
+        <w:t>nacionalidade_representante</w:t>
+      </w:r>
+      <w:proofErr w:type="spellEnd"/>
+      <w:r>
+        <w:rPr>
+          <w:rFonts w:ascii="Arial" w:hAnsi="Arial" w:cs="Arial"/>
+          <w:color w:val="000000" w:themeColor="text1"/>
+        </w:rPr>
+        <w:t xml:space="preserve"> }}, {{ </w:t>
+      </w:r>
+      <w:proofErr w:type="spellStart"/>
+      <w:r>
+        <w:rPr>
+          <w:rFonts w:ascii="Arial" w:hAnsi="Arial" w:cs="Arial"/>
+          <w:color w:val="000000" w:themeColor="text1"/>
+        </w:rPr>
+        <w:t>estado_civil_representante</w:t>
+      </w:r>
+      <w:proofErr w:type="spellEnd"/>
+      <w:r>
+        <w:rPr>
+          <w:rFonts w:ascii="Arial" w:hAnsi="Arial" w:cs="Arial"/>
+          <w:color w:val="000000" w:themeColor="text1"/>
+        </w:rPr>
+        <w:t xml:space="preserve"> }}, inscrito(a) no CPF sob o nº {{ </w:t>
+      </w:r>
+      <w:proofErr w:type="spellStart"/>
+      <w:r>
+        <w:rPr>
+          <w:rFonts w:ascii="Arial" w:hAnsi="Arial" w:cs="Arial"/>
+          <w:color w:val="000000" w:themeColor="text1"/>
+        </w:rPr>
+        <w:t>cpf_representante</w:t>
+      </w:r>
+      <w:proofErr w:type="spellEnd"/>
+      <w:r>
+        <w:rPr>
+          <w:rFonts w:ascii="Arial" w:hAnsi="Arial" w:cs="Arial"/>
+          <w:color w:val="000000" w:themeColor="text1"/>
+        </w:rPr>
+        <w:t xml:space="preserve"> }} e RG n° {{ </w:t>
+      </w:r>
+      <w:proofErr w:type="spellStart"/>
+      <w:r>
+        <w:rPr>
+          <w:rFonts w:ascii="Arial" w:hAnsi="Arial" w:cs="Arial"/>
+          <w:color w:val="000000" w:themeColor="text1"/>
+        </w:rPr>
+        <w:t>rg_representante</w:t>
+      </w:r>
+      <w:proofErr w:type="spellEnd"/>
+      <w:r>
+        <w:rPr>
+          <w:rFonts w:ascii="Arial" w:hAnsi="Arial" w:cs="Arial"/>
+          <w:color w:val="000000" w:themeColor="text1"/>
+        </w:rPr>
+        <w:t xml:space="preserve"> }},{% </w:t>
+      </w:r>
+      <w:proofErr w:type="spellStart"/>
+      <w:r>
+        <w:rPr>
+          <w:rFonts w:ascii="Arial" w:hAnsi="Arial" w:cs="Arial"/>
+          <w:color w:val="000000" w:themeColor="text1"/>
+        </w:rPr>
+        <w:t>endif</w:t>
+      </w:r>
+      <w:proofErr w:type="spellEnd"/>
+      <w:r>
+        <w:rPr>
+          <w:rFonts w:ascii="Arial" w:hAnsi="Arial" w:cs="Arial"/>
+          <w:color w:val="000000" w:themeColor="text1"/>
         </w:rPr>
         <w:t xml:space="preserve"> %}</w:t>
       </w:r>
       <w:r>
         <w:rPr>
-          <w:rFonts w:ascii="Arial" w:hAnsi="Arial" w:cs="Arial"/>
-          <w:color w:val="000000" w:themeColor="text1"/>
-          <w:highlight w:val="yellow"/>
-        </w:rPr>
-        <w:t xml:space="preserve"> neste ato representado(a) por </w:t>
-      </w:r>
-      <w:r>
-        <w:rPr>
-          <w:rFonts w:ascii="Arial" w:hAnsi="Arial" w:cs="Arial"/>
-          <w:b/>
-          <w:bCs/>
-          <w:color w:val="000000" w:themeColor="text1"/>
-          <w:highlight w:val="yellow"/>
+          <w:rFonts w:ascii="Arial" w:eastAsia="Calibri" w:hAnsi="Arial" w:cs="Arial"/>
+          <w:color w:val="000000" w:themeColor="text1"/>
+        </w:rPr>
+        <w:t xml:space="preserve"> devidamente qualificada no instrumento procuratório em anexo, vem à presença de Vossa Excelência, com o sempre e merecido respeito, e com fundamento no art. 59 da Lei nº 8.213/91 propor a presente </w:t>
+      </w:r>
+      <w:r>
+        <w:rPr>
+          <w:rFonts w:ascii="Arial" w:eastAsia="Calibri" w:hAnsi="Arial" w:cs="Arial"/>
+          <w:b/>
+          <w:bCs/>
+          <w:color w:val="000000" w:themeColor="text1"/>
+        </w:rPr>
+        <w:t>AÇÃO PREVIDENCIÁRIA DE CONCESSÃO DE AUXÍLIO-ACIDENTE</w:t>
+      </w:r>
+      <w:r>
+        <w:rPr>
+          <w:rFonts w:ascii="Arial" w:eastAsia="Arial Nova Light" w:hAnsi="Arial" w:cs="Arial"/>
+          <w:b/>
+          <w:color w:val="000000" w:themeColor="text1"/>
+          <w:szCs w:val="28"/>
+        </w:rPr>
+        <w:t xml:space="preserve"> C/C APOSENTADORIA POR INVALIDEZ COM PEDIDO DE TUTELA DE URGÊNCIA</w:t>
+      </w:r>
+      <w:r>
+        <w:rPr>
+          <w:rFonts w:ascii="Arial" w:eastAsia="Calibri" w:hAnsi="Arial" w:cs="Arial"/>
+          <w:b/>
+          <w:bCs/>
+          <w:color w:val="000000" w:themeColor="text1"/>
+        </w:rPr>
+        <w:t xml:space="preserve"> </w:t>
+      </w:r>
+      <w:r>
+        <w:rPr>
+          <w:rFonts w:ascii="Arial" w:eastAsia="Calibri" w:hAnsi="Arial" w:cs="Arial"/>
+          <w:color w:val="000000" w:themeColor="text1"/>
+        </w:rPr>
+        <w:t xml:space="preserve">em desfavor do </w:t>
+      </w:r>
+      <w:r>
+        <w:rPr>
+          <w:rFonts w:ascii="Arial" w:eastAsia="Calibri" w:hAnsi="Arial" w:cs="Arial"/>
+          <w:b/>
+          <w:bCs/>
+          <w:color w:val="000000" w:themeColor="text1"/>
+        </w:rPr>
+        <w:t>INSTITUTO NACIONAL DO SEGURO SOCIAL - INSS</w:t>
+      </w:r>
+      <w:r>
+        <w:rPr>
+          <w:rFonts w:ascii="Arial" w:eastAsia="Calibri" w:hAnsi="Arial" w:cs="Arial"/>
+          <w:color w:val="000000" w:themeColor="text1"/>
+        </w:rPr>
+        <w:t xml:space="preserve">, autarquia federal, com </w:t>
+      </w:r>
+      <w:r>
+        <w:rPr>
+          <w:rFonts w:ascii="Arial" w:eastAsia="Calibri" w:hAnsi="Arial" w:cs="Arial"/>
+          <w:color w:val="000000" w:themeColor="text1"/>
+        </w:rPr>
+        <w:lastRenderedPageBreak/>
+        <w:t xml:space="preserve">Diretoria Regional à </w:t>
+      </w:r>
+      <w:r>
+        <w:rPr>
+          <w:rFonts w:ascii="Arial" w:eastAsia="Calibri" w:hAnsi="Arial" w:cs="Arial"/>
+          <w:color w:val="000000" w:themeColor="text1"/>
         </w:rPr>
         <w:t xml:space="preserve">{{ </w:t>
       </w:r>
       <w:proofErr w:type="spellStart"/>
       <w:r>
         <w:rPr>
-          <w:rFonts w:ascii="Arial" w:hAnsi="Arial" w:cs="Arial"/>
-          <w:b/>
-          <w:bCs/>
-          <w:color w:val="000000" w:themeColor="text1"/>
-          <w:highlight w:val="yellow"/>
-        </w:rPr>
-        <w:t>nome_representante</w:t>
+          <w:rFonts w:ascii="Arial" w:eastAsia="Calibri" w:hAnsi="Arial" w:cs="Arial"/>
+          <w:color w:val="000000" w:themeColor="text1"/>
+        </w:rPr>
+        <w:t>endereco_inss</w:t>
       </w:r>
       <w:proofErr w:type="spellEnd"/>
       <w:r>
         <w:rPr>
-          <w:rFonts w:ascii="Arial" w:hAnsi="Arial" w:cs="Arial"/>
-          <w:b/>
-          <w:bCs/>
-          <w:color w:val="000000" w:themeColor="text1"/>
-          <w:highlight w:val="yellow"/>
+          <w:rFonts w:ascii="Arial" w:eastAsia="Calibri" w:hAnsi="Arial" w:cs="Arial"/>
+          <w:color w:val="000000" w:themeColor="text1"/>
         </w:rPr>
         <w:t xml:space="preserve"> }}</w:t>
       </w:r>
       <w:r>
         <w:rPr>
-          <w:rFonts w:ascii="Arial" w:hAnsi="Arial" w:cs="Arial"/>
-          <w:color w:val="000000" w:themeColor="text1"/>
-          <w:highlight w:val="yellow"/>
-        </w:rPr>
-        <w:t xml:space="preserve">, {{ </w:t>
-      </w:r>
-      <w:proofErr w:type="spellStart"/>
-      <w:r>
-        <w:rPr>
-          <w:rFonts w:ascii="Arial" w:hAnsi="Arial" w:cs="Arial"/>
-          <w:color w:val="000000" w:themeColor="text1"/>
-          <w:highlight w:val="yellow"/>
-        </w:rPr>
-        <w:t>nacionalidade_representante</w:t>
-      </w:r>
-      <w:proofErr w:type="spellEnd"/>
-      <w:r>
-        <w:rPr>
-          <w:rFonts w:ascii="Arial" w:hAnsi="Arial" w:cs="Arial"/>
-          <w:color w:val="000000" w:themeColor="text1"/>
-          <w:highlight w:val="yellow"/>
-        </w:rPr>
-        <w:t xml:space="preserve"> }}, {{ </w:t>
-      </w:r>
-      <w:proofErr w:type="spellStart"/>
-      <w:r>
-        <w:rPr>
-          <w:rFonts w:ascii="Arial" w:hAnsi="Arial" w:cs="Arial"/>
-          <w:color w:val="000000" w:themeColor="text1"/>
-          <w:highlight w:val="yellow"/>
-        </w:rPr>
-        <w:t>estado_civil_representante</w:t>
-      </w:r>
-      <w:proofErr w:type="spellEnd"/>
-      <w:r>
-        <w:rPr>
-          <w:rFonts w:ascii="Arial" w:hAnsi="Arial" w:cs="Arial"/>
-          <w:color w:val="000000" w:themeColor="text1"/>
-          <w:highlight w:val="yellow"/>
-        </w:rPr>
-        <w:t xml:space="preserve"> }}, inscrito(a) no CPF sob o nº {{ </w:t>
-      </w:r>
-      <w:proofErr w:type="spellStart"/>
-      <w:r>
-        <w:rPr>
-          <w:rFonts w:ascii="Arial" w:hAnsi="Arial" w:cs="Arial"/>
-          <w:color w:val="000000" w:themeColor="text1"/>
-          <w:highlight w:val="yellow"/>
-        </w:rPr>
-        <w:t>cpf_representante</w:t>
-      </w:r>
-      <w:proofErr w:type="spellEnd"/>
-      <w:r>
-        <w:rPr>
-          <w:rFonts w:ascii="Arial" w:hAnsi="Arial" w:cs="Arial"/>
-          <w:color w:val="000000" w:themeColor="text1"/>
-          <w:highlight w:val="yellow"/>
-        </w:rPr>
-        <w:t xml:space="preserve"> }} e RG n° {{ </w:t>
-      </w:r>
-      <w:proofErr w:type="spellStart"/>
-      <w:r>
-        <w:rPr>
-          <w:rFonts w:ascii="Arial" w:hAnsi="Arial" w:cs="Arial"/>
-          <w:color w:val="000000" w:themeColor="text1"/>
-          <w:highlight w:val="yellow"/>
-        </w:rPr>
-        <w:t>rg_representante</w:t>
-      </w:r>
-      <w:proofErr w:type="spellEnd"/>
-      <w:r>
-        <w:rPr>
-          <w:rFonts w:ascii="Arial" w:hAnsi="Arial" w:cs="Arial"/>
-          <w:color w:val="000000" w:themeColor="text1"/>
-          <w:highlight w:val="yellow"/>
-        </w:rPr>
-        <w:t xml:space="preserve"> }},</w:t>
-      </w:r>
-      <w:r>
-        <w:rPr>
-          <w:rFonts w:ascii="Arial" w:hAnsi="Arial" w:cs="Arial"/>
-          <w:color w:val="000000" w:themeColor="text1"/>
-          <w:highlight w:val="green"/>
-        </w:rPr>
-        <w:t xml:space="preserve">{% </w:t>
-      </w:r>
-      <w:proofErr w:type="spellStart"/>
-      <w:r>
-        <w:rPr>
-          <w:rFonts w:ascii="Arial" w:hAnsi="Arial" w:cs="Arial"/>
-          <w:color w:val="000000" w:themeColor="text1"/>
-          <w:highlight w:val="green"/>
-        </w:rPr>
-        <w:t>endif</w:t>
-      </w:r>
-      <w:proofErr w:type="spellEnd"/>
-      <w:r>
-        <w:rPr>
-          <w:rFonts w:ascii="Arial" w:hAnsi="Arial" w:cs="Arial"/>
-          <w:color w:val="000000" w:themeColor="text1"/>
-          <w:highlight w:val="green"/>
-        </w:rPr>
-        <w:t xml:space="preserve"> %}</w:t>
-      </w:r>
-      <w:r>
-        <w:rPr>
-          <w:rFonts w:ascii="Arial" w:eastAsia="Calibri" w:hAnsi="Arial" w:cs="Arial"/>
-          <w:color w:val="000000" w:themeColor="text1"/>
-        </w:rPr>
-        <w:t xml:space="preserve"> devidamente qualificada no instrumento procuratório em anexo, vem à presença de Vossa Excelência, com o sempre e merecido respeito, e com fundamento no art. 59 da Lei nº 8.213/91 propor a presente </w:t>
-      </w:r>
-      <w:r>
-        <w:rPr>
-          <w:rFonts w:ascii="Arial" w:eastAsia="Calibri" w:hAnsi="Arial" w:cs="Arial"/>
-          <w:b/>
-          <w:bCs/>
-          <w:color w:val="000000" w:themeColor="text1"/>
-        </w:rPr>
-        <w:t>AÇÃO PREVIDENCIÁRIA DE CONCESSÃO DE AUXÍLIO-ACIDENTE</w:t>
-      </w:r>
-      <w:r>
-        <w:rPr>
-          <w:rFonts w:ascii="Arial" w:eastAsia="Arial Nova Light" w:hAnsi="Arial" w:cs="Arial"/>
-          <w:b/>
-          <w:color w:val="000000" w:themeColor="text1"/>
-          <w:szCs w:val="28"/>
-        </w:rPr>
-        <w:t xml:space="preserve"> C/C APOSENTADORIA POR INVALIDEZ COM PEDIDO DE TUTELA DE URGÊNCIA</w:t>
-      </w:r>
-      <w:r>
-        <w:rPr>
-          <w:rFonts w:ascii="Arial" w:eastAsia="Calibri" w:hAnsi="Arial" w:cs="Arial"/>
-          <w:b/>
-          <w:bCs/>
-          <w:color w:val="000000" w:themeColor="text1"/>
-        </w:rPr>
-        <w:t xml:space="preserve"> </w:t>
-      </w:r>
-      <w:r>
-        <w:rPr>
-          <w:rFonts w:ascii="Arial" w:eastAsia="Calibri" w:hAnsi="Arial" w:cs="Arial"/>
-          <w:color w:val="000000" w:themeColor="text1"/>
-        </w:rPr>
-        <w:t xml:space="preserve">em desfavor do </w:t>
-      </w:r>
-      <w:r>
-        <w:rPr>
-          <w:rFonts w:ascii="Arial" w:eastAsia="Calibri" w:hAnsi="Arial" w:cs="Arial"/>
-          <w:b/>
-          <w:bCs/>
-          <w:color w:val="000000" w:themeColor="text1"/>
-        </w:rPr>
-        <w:t>INSTITUTO NACIONAL DO SEGURO SOCIAL - INSS</w:t>
-      </w:r>
-      <w:r>
-        <w:rPr>
-          <w:rFonts w:ascii="Arial" w:eastAsia="Calibri" w:hAnsi="Arial" w:cs="Arial"/>
-          <w:color w:val="000000" w:themeColor="text1"/>
-        </w:rPr>
-        <w:t xml:space="preserve">, autarquia federal, com </w:t>
-      </w:r>
-      <w:r>
-        <w:rPr>
-          <w:rFonts w:ascii="Arial" w:eastAsia="Calibri" w:hAnsi="Arial" w:cs="Arial"/>
-          <w:color w:val="000000" w:themeColor="text1"/>
-        </w:rPr>
-        <w:lastRenderedPageBreak/>
-        <w:t xml:space="preserve">Diretoria </w:t>
-      </w:r>
-      <w:r>
-        <w:rPr>
-          <w:rFonts w:ascii="Arial" w:eastAsia="Calibri" w:hAnsi="Arial" w:cs="Arial"/>
-          <w:color w:val="000000" w:themeColor="text1"/>
-          <w:highlight w:val="yellow"/>
-        </w:rPr>
-        <w:t xml:space="preserve">Regional à </w:t>
-      </w:r>
-      <w:proofErr w:type="gramStart"/>
-      <w:r>
-        <w:rPr>
-          <w:rFonts w:ascii="Arial" w:eastAsia="Calibri" w:hAnsi="Arial" w:cs="Arial"/>
-          <w:color w:val="000000" w:themeColor="text1"/>
-          <w:highlight w:val="yellow"/>
-        </w:rPr>
-        <w:t xml:space="preserve">{{ </w:t>
-      </w:r>
-      <w:proofErr w:type="spellStart"/>
-      <w:r>
-        <w:rPr>
-          <w:rFonts w:ascii="Arial" w:eastAsia="Calibri" w:hAnsi="Arial" w:cs="Arial"/>
-          <w:color w:val="000000" w:themeColor="text1"/>
-          <w:highlight w:val="yellow"/>
-        </w:rPr>
-        <w:t>endereco</w:t>
-      </w:r>
-      <w:proofErr w:type="gramEnd"/>
-      <w:r>
-        <w:rPr>
-          <w:rFonts w:ascii="Arial" w:eastAsia="Calibri" w:hAnsi="Arial" w:cs="Arial"/>
-          <w:color w:val="000000" w:themeColor="text1"/>
-          <w:highlight w:val="yellow"/>
-        </w:rPr>
-        <w:t>_</w:t>
-      </w:r>
-      <w:proofErr w:type="gramStart"/>
-      <w:r>
-        <w:rPr>
-          <w:rFonts w:ascii="Arial" w:eastAsia="Calibri" w:hAnsi="Arial" w:cs="Arial"/>
-          <w:color w:val="000000" w:themeColor="text1"/>
-          <w:highlight w:val="yellow"/>
-        </w:rPr>
-        <w:t>inss</w:t>
-      </w:r>
-      <w:proofErr w:type="spellEnd"/>
-      <w:r>
-        <w:rPr>
-          <w:rFonts w:ascii="Arial" w:eastAsia="Calibri" w:hAnsi="Arial" w:cs="Arial"/>
-          <w:color w:val="000000" w:themeColor="text1"/>
-          <w:highlight w:val="yellow"/>
-        </w:rPr>
-        <w:t xml:space="preserve"> }</w:t>
-      </w:r>
-      <w:proofErr w:type="gramEnd"/>
-      <w:r>
-        <w:rPr>
-          <w:rFonts w:ascii="Arial" w:eastAsia="Calibri" w:hAnsi="Arial" w:cs="Arial"/>
-          <w:color w:val="000000" w:themeColor="text1"/>
-          <w:highlight w:val="yellow"/>
-        </w:rPr>
-        <w:t>}</w:t>
-      </w:r>
-      <w:r>
-        <w:rPr>
-          <w:rFonts w:ascii="Arial" w:eastAsia="Calibri" w:hAnsi="Arial" w:cs="Arial"/>
-          <w:color w:val="000000" w:themeColor="text1"/>
-          <w:highlight w:val="yellow"/>
-        </w:rPr>
-        <w:t>,</w:t>
-      </w:r>
-      <w:r>
-        <w:rPr>
-          <w:rFonts w:ascii="Arial" w:eastAsia="Calibri" w:hAnsi="Arial" w:cs="Arial"/>
-          <w:color w:val="000000" w:themeColor="text1"/>
-        </w:rPr>
-        <w:t xml:space="preserve"> pelas razões de fato e de direito que vão a seguir elencadas:</w:t>
+          <w:rFonts w:ascii="Arial" w:eastAsia="Calibri" w:hAnsi="Arial" w:cs="Arial"/>
+          <w:color w:val="000000" w:themeColor="text1"/>
+        </w:rPr>
+        <w:t>, pelas razões de fato e de direito que vão a seguir elencadas:</w:t>
       </w:r>
     </w:p>
     <w:p>
@@ -978,14 +869,12 @@
           <w:bCs/>
           <w:color w:val="000000" w:themeColor="text1"/>
           <w:spacing w:val="2"/>
-          <w:highlight w:val="yellow"/>
-        </w:rPr>
-      </w:pPr>
-      <w:r>
-        <w:rPr>
-          <w:rFonts w:ascii="Arial" w:eastAsia="Calibri" w:hAnsi="Arial" w:cs="Arial"/>
-          <w:color w:val="000000" w:themeColor="text1"/>
-          <w:highlight w:val="green"/>
+        </w:rPr>
+      </w:pPr>
+      <w:r>
+        <w:rPr>
+          <w:rFonts w:ascii="Arial" w:eastAsia="Calibri" w:hAnsi="Arial" w:cs="Arial"/>
+          <w:color w:val="000000" w:themeColor="text1"/>
         </w:rPr>
         <w:t xml:space="preserve">{% </w:t>
       </w:r>
@@ -994,7 +883,6 @@
         <w:rPr>
           <w:rFonts w:ascii="Arial" w:eastAsia="Calibri" w:hAnsi="Arial" w:cs="Arial"/>
           <w:color w:val="000000" w:themeColor="text1"/>
-          <w:highlight w:val="green"/>
         </w:rPr>
         <w:t>if</w:t>
       </w:r>
@@ -1003,7 +891,6 @@
         <w:rPr>
           <w:rFonts w:ascii="Arial" w:eastAsia="Calibri" w:hAnsi="Arial" w:cs="Arial"/>
           <w:color w:val="000000" w:themeColor="text1"/>
-          <w:highlight w:val="green"/>
         </w:rPr>
         <w:t xml:space="preserve"> </w:t>
       </w:r>
@@ -1012,7 +899,6 @@
         <w:rPr>
           <w:rFonts w:ascii="Arial" w:eastAsia="Calibri" w:hAnsi="Arial" w:cs="Arial"/>
           <w:color w:val="000000" w:themeColor="text1"/>
-          <w:highlight w:val="green"/>
         </w:rPr>
         <w:t>tese_acidente_trabalho</w:t>
       </w:r>
@@ -1021,7 +907,6 @@
         <w:rPr>
           <w:rFonts w:ascii="Arial" w:eastAsia="Calibri" w:hAnsi="Arial" w:cs="Arial"/>
           <w:color w:val="000000" w:themeColor="text1"/>
-          <w:highlight w:val="green"/>
         </w:rPr>
         <w:t xml:space="preserve"> </w:t>
       </w:r>
@@ -1030,7 +915,6 @@
         <w:rPr>
           <w:rFonts w:ascii="Arial" w:eastAsia="Calibri" w:hAnsi="Arial" w:cs="Arial"/>
           <w:color w:val="000000" w:themeColor="text1"/>
-          <w:highlight w:val="green"/>
         </w:rPr>
         <w:t>%}</w:t>
       </w:r>
@@ -1041,7 +925,6 @@
           <w:bCs/>
           <w:color w:val="000000" w:themeColor="text1"/>
           <w:spacing w:val="2"/>
-          <w:highlight w:val="yellow"/>
         </w:rPr>
         <w:t>II.</w:t>
       </w:r>
@@ -1053,7 +936,6 @@
           <w:bCs/>
           <w:color w:val="000000" w:themeColor="text1"/>
           <w:spacing w:val="2"/>
-          <w:highlight w:val="yellow"/>
         </w:rPr>
         <w:t xml:space="preserve"> DA COMPETÊNCIA DA JUSTIÇA ESTADUAL</w:t>
       </w:r>
@@ -1071,7 +953,6 @@
           <w:rFonts w:ascii="Arial" w:eastAsia="Calibri" w:hAnsi="Arial" w:cs="Arial"/>
           <w:color w:val="000000" w:themeColor="text1"/>
           <w:spacing w:val="2"/>
-          <w:highlight w:val="yellow"/>
         </w:rPr>
       </w:pPr>
       <w:r>
@@ -1081,14 +962,6 @@
           <w:spacing w:val="2"/>
         </w:rPr>
         <w:tab/>
-      </w:r>
-      <w:r>
-        <w:rPr>
-          <w:rFonts w:ascii="Arial" w:eastAsia="Calibri" w:hAnsi="Arial" w:cs="Arial"/>
-          <w:color w:val="000000" w:themeColor="text1"/>
-          <w:spacing w:val="2"/>
-          <w:highlight w:val="yellow"/>
-        </w:rPr>
         <w:t>Considerando que o presente caso está relacionado à situação envolvendo acidente do trabalho, isto é, de matéria não incluída na competência delegada do § 3º do artigo 109 da Constituição Federal, dado que expressamente excepcionada pelo inciso I, tem-se pela incompetência da Justiça Federal.</w:t>
       </w:r>
     </w:p>
@@ -1105,7 +978,6 @@
           <w:rFonts w:ascii="Arial" w:eastAsia="Calibri" w:hAnsi="Arial" w:cs="Arial"/>
           <w:color w:val="000000" w:themeColor="text1"/>
           <w:spacing w:val="2"/>
-          <w:highlight w:val="yellow"/>
         </w:rPr>
       </w:pPr>
       <w:r>
@@ -1115,14 +987,6 @@
           <w:spacing w:val="2"/>
         </w:rPr>
         <w:tab/>
-      </w:r>
-      <w:r>
-        <w:rPr>
-          <w:rFonts w:ascii="Arial" w:eastAsia="Calibri" w:hAnsi="Arial" w:cs="Arial"/>
-          <w:color w:val="000000" w:themeColor="text1"/>
-          <w:spacing w:val="2"/>
-          <w:highlight w:val="yellow"/>
-        </w:rPr>
         <w:t>Nesse sentido é o teor da súmula 501 do Supremo Tribunal Federal (STF), vejamos:</w:t>
       </w:r>
     </w:p>
@@ -1138,7 +1002,6 @@
           <w:spacing w:val="2"/>
           <w:sz w:val="20"/>
           <w:szCs w:val="20"/>
-          <w:highlight w:val="yellow"/>
         </w:rPr>
       </w:pPr>
       <w:r>
@@ -1148,7 +1011,6 @@
           <w:spacing w:val="2"/>
           <w:sz w:val="20"/>
           <w:szCs w:val="20"/>
-          <w:highlight w:val="yellow"/>
         </w:rPr>
         <w:t>STF - Súmula 501. Compete à Justiça Ordinária Estadual o processo e o julgamento, em ambas as instâncias, das causas de acidente do trabalho, ainda que promovidas contra a União, suas autarquias, empresas públicas ou sociedades de economia mista.</w:t>
       </w:r>
@@ -1175,59 +1037,39 @@
           <w:spacing w:val="2"/>
         </w:rPr>
         <w:tab/>
+        <w:t>Portanto, resta devidamente comprovada a competência deste Juízo para o processamento da presente demanda</w:t>
       </w:r>
       <w:r>
         <w:rPr>
           <w:rFonts w:ascii="Arial" w:eastAsia="Calibri" w:hAnsi="Arial" w:cs="Arial"/>
           <w:color w:val="000000" w:themeColor="text1"/>
           <w:spacing w:val="2"/>
-          <w:highlight w:val="yellow"/>
-        </w:rPr>
-        <w:t>Portanto, resta devidamente comprovada a competência deste Juízo para o processamento da presente demanda</w:t>
+        </w:rPr>
+        <w:t xml:space="preserve">. </w:t>
       </w:r>
       <w:r>
         <w:rPr>
           <w:rFonts w:ascii="Arial" w:eastAsia="Calibri" w:hAnsi="Arial" w:cs="Arial"/>
           <w:color w:val="000000" w:themeColor="text1"/>
           <w:spacing w:val="2"/>
-          <w:highlight w:val="yellow"/>
-        </w:rPr>
-        <w:t>.</w:t>
-      </w:r>
+        </w:rPr>
+        <w:t xml:space="preserve">{% </w:t>
+      </w:r>
+      <w:proofErr w:type="spellStart"/>
       <w:r>
         <w:rPr>
           <w:rFonts w:ascii="Arial" w:eastAsia="Calibri" w:hAnsi="Arial" w:cs="Arial"/>
           <w:color w:val="000000" w:themeColor="text1"/>
           <w:spacing w:val="2"/>
         </w:rPr>
-        <w:t xml:space="preserve"> </w:t>
-      </w:r>
+        <w:t>endif</w:t>
+      </w:r>
+      <w:proofErr w:type="spellEnd"/>
       <w:r>
         <w:rPr>
           <w:rFonts w:ascii="Arial" w:eastAsia="Calibri" w:hAnsi="Arial" w:cs="Arial"/>
           <w:color w:val="000000" w:themeColor="text1"/>
           <w:spacing w:val="2"/>
-          <w:highlight w:val="green"/>
-        </w:rPr>
-        <w:t xml:space="preserve">{% </w:t>
-      </w:r>
-      <w:proofErr w:type="spellStart"/>
-      <w:r>
-        <w:rPr>
-          <w:rFonts w:ascii="Arial" w:eastAsia="Calibri" w:hAnsi="Arial" w:cs="Arial"/>
-          <w:color w:val="000000" w:themeColor="text1"/>
-          <w:spacing w:val="2"/>
-          <w:highlight w:val="green"/>
-        </w:rPr>
-        <w:t>endif</w:t>
-      </w:r>
-      <w:proofErr w:type="spellEnd"/>
-      <w:r>
-        <w:rPr>
-          <w:rFonts w:ascii="Arial" w:eastAsia="Calibri" w:hAnsi="Arial" w:cs="Arial"/>
-          <w:color w:val="000000" w:themeColor="text1"/>
-          <w:spacing w:val="2"/>
-          <w:highlight w:val="green"/>
         </w:rPr>
         <w:t xml:space="preserve"> %}</w:t>
       </w:r>
@@ -1340,22 +1182,13 @@
           <w:rFonts w:ascii="Arial" w:hAnsi="Arial" w:cs="Arial"/>
           <w:color w:val="000000" w:themeColor="text1"/>
         </w:rPr>
-        <w:t xml:space="preserve">atualmente </w:t>
-      </w:r>
-      <w:r>
-        <w:rPr>
-          <w:rFonts w:ascii="Arial" w:hAnsi="Arial" w:cs="Arial"/>
-          <w:color w:val="000000" w:themeColor="text1"/>
-          <w:highlight w:val="yellow"/>
-        </w:rPr>
-        <w:t xml:space="preserve">em </w:t>
+        <w:t xml:space="preserve">atualmente em </w:t>
       </w:r>
       <w:proofErr w:type="gramStart"/>
       <w:r>
         <w:rPr>
           <w:rFonts w:ascii="Arial" w:hAnsi="Arial" w:cs="Arial"/>
           <w:color w:val="000000" w:themeColor="text1"/>
-          <w:highlight w:val="yellow"/>
         </w:rPr>
         <w:t>{{ cidade</w:t>
       </w:r>
@@ -1364,7 +1197,6 @@
         <w:rPr>
           <w:rFonts w:ascii="Arial" w:hAnsi="Arial" w:cs="Arial"/>
           <w:color w:val="000000" w:themeColor="text1"/>
-          <w:highlight w:val="yellow"/>
         </w:rPr>
         <w:t xml:space="preserve"> </w:t>
       </w:r>
@@ -1373,7 +1205,6 @@
         <w:rPr>
           <w:rFonts w:ascii="Arial" w:hAnsi="Arial" w:cs="Arial"/>
           <w:color w:val="000000" w:themeColor="text1"/>
-          <w:highlight w:val="yellow"/>
         </w:rPr>
         <w:t>}}/{{ uf</w:t>
       </w:r>
@@ -1382,7 +1213,6 @@
         <w:rPr>
           <w:rFonts w:ascii="Arial" w:hAnsi="Arial" w:cs="Arial"/>
           <w:color w:val="000000" w:themeColor="text1"/>
-          <w:highlight w:val="yellow"/>
         </w:rPr>
         <w:t xml:space="preserve"> }}</w:t>
       </w:r>
@@ -1390,31 +1220,14 @@
         <w:rPr>
           <w:rFonts w:ascii="Arial" w:hAnsi="Arial" w:cs="Arial"/>
           <w:color w:val="000000" w:themeColor="text1"/>
-          <w:highlight w:val="yellow"/>
-        </w:rPr>
-        <w:t>, e</w:t>
-      </w:r>
-      <w:r>
-        <w:rPr>
-          <w:rFonts w:ascii="Arial" w:hAnsi="Arial" w:cs="Arial"/>
-          <w:color w:val="000000" w:themeColor="text1"/>
-        </w:rPr>
-        <w:t xml:space="preserve"> que possui vínculos registrados no INSS </w:t>
-      </w:r>
-      <w:r>
-        <w:rPr>
-          <w:rFonts w:ascii="Arial" w:hAnsi="Arial" w:cs="Arial"/>
-          <w:color w:val="000000" w:themeColor="text1"/>
-          <w:highlight w:val="yellow"/>
-        </w:rPr>
-        <w:t xml:space="preserve">desde </w:t>
+        </w:rPr>
+        <w:t xml:space="preserve">, e que possui vínculos registrados no INSS desde </w:t>
       </w:r>
       <w:proofErr w:type="gramStart"/>
       <w:r>
         <w:rPr>
           <w:rFonts w:ascii="Arial" w:hAnsi="Arial" w:cs="Arial"/>
           <w:color w:val="000000" w:themeColor="text1"/>
-          <w:highlight w:val="yellow"/>
         </w:rPr>
         <w:t xml:space="preserve">{{ </w:t>
       </w:r>
@@ -1423,7 +1236,6 @@
         <w:rPr>
           <w:rFonts w:ascii="Arial" w:hAnsi="Arial" w:cs="Arial"/>
           <w:color w:val="000000" w:themeColor="text1"/>
-          <w:highlight w:val="yellow"/>
         </w:rPr>
         <w:t>data</w:t>
       </w:r>
@@ -1432,7 +1244,6 @@
         <w:rPr>
           <w:rFonts w:ascii="Arial" w:hAnsi="Arial" w:cs="Arial"/>
           <w:color w:val="000000" w:themeColor="text1"/>
-          <w:highlight w:val="yellow"/>
         </w:rPr>
         <w:t>_inicio_</w:t>
       </w:r>
@@ -1441,7 +1252,6 @@
         <w:rPr>
           <w:rFonts w:ascii="Arial" w:hAnsi="Arial" w:cs="Arial"/>
           <w:color w:val="000000" w:themeColor="text1"/>
-          <w:highlight w:val="yellow"/>
         </w:rPr>
         <w:t>vinculos</w:t>
       </w:r>
@@ -1450,7 +1260,6 @@
         <w:rPr>
           <w:rFonts w:ascii="Arial" w:hAnsi="Arial" w:cs="Arial"/>
           <w:color w:val="000000" w:themeColor="text1"/>
-          <w:highlight w:val="yellow"/>
         </w:rPr>
         <w:t xml:space="preserve"> }</w:t>
       </w:r>
@@ -1459,7 +1268,6 @@
         <w:rPr>
           <w:rFonts w:ascii="Arial" w:hAnsi="Arial" w:cs="Arial"/>
           <w:color w:val="000000" w:themeColor="text1"/>
-          <w:highlight w:val="yellow"/>
         </w:rPr>
         <w:t>}</w:t>
       </w:r>
@@ -1468,11 +1276,11 @@
           <w:rFonts w:ascii="Arial" w:eastAsiaTheme="minorHAnsi" w:hAnsi="Arial" w:cs="Arial"/>
           <w:color w:val="000000" w:themeColor="text1"/>
           <w:kern w:val="0"/>
-          <w:highlight w:val="yellow"/>
           <w:lang w:eastAsia="en-US" w:bidi="ar-SA"/>
         </w:rPr>
-        <w:t>.</w:t>
-      </w:r>
+        <w:t xml:space="preserve">. O seu último vínculo foi na empresa, </w:t>
+      </w:r>
+      <w:proofErr w:type="gramStart"/>
       <w:r>
         <w:rPr>
           <w:rFonts w:ascii="Arial" w:eastAsiaTheme="minorHAnsi" w:hAnsi="Arial" w:cs="Arial"/>
@@ -1480,17 +1288,27 @@
           <w:kern w:val="0"/>
           <w:lang w:eastAsia="en-US" w:bidi="ar-SA"/>
         </w:rPr>
-        <w:t xml:space="preserve"> O seu último vínculo foi na </w:t>
-      </w:r>
+        <w:t xml:space="preserve">{{ </w:t>
+      </w:r>
+      <w:proofErr w:type="spellStart"/>
       <w:r>
         <w:rPr>
           <w:rFonts w:ascii="Arial" w:eastAsiaTheme="minorHAnsi" w:hAnsi="Arial" w:cs="Arial"/>
           <w:color w:val="000000" w:themeColor="text1"/>
           <w:kern w:val="0"/>
-          <w:highlight w:val="yellow"/>
           <w:lang w:eastAsia="en-US" w:bidi="ar-SA"/>
         </w:rPr>
-        <w:t xml:space="preserve">empresa, </w:t>
+        <w:t>nome</w:t>
+      </w:r>
+      <w:proofErr w:type="gramEnd"/>
+      <w:r>
+        <w:rPr>
+          <w:rFonts w:ascii="Arial" w:eastAsiaTheme="minorHAnsi" w:hAnsi="Arial" w:cs="Arial"/>
+          <w:color w:val="000000" w:themeColor="text1"/>
+          <w:kern w:val="0"/>
+          <w:lang w:eastAsia="en-US" w:bidi="ar-SA"/>
+        </w:rPr>
+        <w:t>_empresa_</w:t>
       </w:r>
       <w:proofErr w:type="gramStart"/>
       <w:r>
@@ -1498,9 +1316,56 @@
           <w:rFonts w:ascii="Arial" w:eastAsiaTheme="minorHAnsi" w:hAnsi="Arial" w:cs="Arial"/>
           <w:color w:val="000000" w:themeColor="text1"/>
           <w:kern w:val="0"/>
-          <w:highlight w:val="yellow"/>
           <w:lang w:eastAsia="en-US" w:bidi="ar-SA"/>
         </w:rPr>
+        <w:t>ultima</w:t>
+      </w:r>
+      <w:proofErr w:type="spellEnd"/>
+      <w:r>
+        <w:rPr>
+          <w:rFonts w:ascii="Arial" w:eastAsiaTheme="minorHAnsi" w:hAnsi="Arial" w:cs="Arial"/>
+          <w:color w:val="000000" w:themeColor="text1"/>
+          <w:kern w:val="0"/>
+          <w:lang w:eastAsia="en-US" w:bidi="ar-SA"/>
+        </w:rPr>
+        <w:t xml:space="preserve"> }</w:t>
+      </w:r>
+      <w:proofErr w:type="gramEnd"/>
+      <w:r>
+        <w:rPr>
+          <w:rFonts w:ascii="Arial" w:eastAsiaTheme="minorHAnsi" w:hAnsi="Arial" w:cs="Arial"/>
+          <w:color w:val="000000" w:themeColor="text1"/>
+          <w:kern w:val="0"/>
+          <w:lang w:eastAsia="en-US" w:bidi="ar-SA"/>
+        </w:rPr>
+        <w:t>}</w:t>
+      </w:r>
+      <w:r>
+        <w:rPr>
+          <w:rFonts w:ascii="Arial" w:eastAsiaTheme="minorHAnsi" w:hAnsi="Arial" w:cs="Arial"/>
+          <w:color w:val="000000" w:themeColor="text1"/>
+          <w:kern w:val="0"/>
+          <w:lang w:eastAsia="en-US" w:bidi="ar-SA"/>
+        </w:rPr>
+        <w:t xml:space="preserve">, </w:t>
+      </w:r>
+      <w:r>
+        <w:rPr>
+          <w:rFonts w:ascii="Arial" w:eastAsiaTheme="minorHAnsi" w:hAnsi="Arial" w:cs="Arial"/>
+          <w:color w:val="000000" w:themeColor="text1"/>
+          <w:kern w:val="0"/>
+          <w:lang w:eastAsia="en-US" w:bidi="ar-SA"/>
+        </w:rPr>
+        <w:t xml:space="preserve">entre </w:t>
+      </w:r>
+      <w:proofErr w:type="gramStart"/>
+      <w:r>
+        <w:rPr>
+          <w:rFonts w:ascii="Arial" w:eastAsiaTheme="minorHAnsi" w:hAnsi="Arial" w:cs="Arial"/>
+          <w:color w:val="000000" w:themeColor="text1"/>
+          <w:kern w:val="0"/>
+          <w:lang w:eastAsia="en-US" w:bidi="ar-SA"/>
+        </w:rPr>
         <w:t xml:space="preserve">{{ </w:t>
       </w:r>
       <w:proofErr w:type="spellStart"/>
@@ -1509,10 +1374,9 @@
           <w:rFonts w:ascii="Arial" w:eastAsiaTheme="minorHAnsi" w:hAnsi="Arial" w:cs="Arial"/>
           <w:color w:val="000000" w:themeColor="text1"/>
           <w:kern w:val="0"/>
-          <w:highlight w:val="yellow"/>
           <w:lang w:eastAsia="en-US" w:bidi="ar-SA"/>
         </w:rPr>
-        <w:t>nome</w:t>
+        <w:t>inicio</w:t>
       </w:r>
       <w:proofErr w:type="gramEnd"/>
       <w:r>
@@ -1520,10 +1384,9 @@
           <w:rFonts w:ascii="Arial" w:eastAsiaTheme="minorHAnsi" w:hAnsi="Arial" w:cs="Arial"/>
           <w:color w:val="000000" w:themeColor="text1"/>
           <w:kern w:val="0"/>
-          <w:highlight w:val="yellow"/>
           <w:lang w:eastAsia="en-US" w:bidi="ar-SA"/>
         </w:rPr>
-        <w:t>_empresa_</w:t>
+        <w:t>_ultimo_</w:t>
       </w:r>
       <w:proofErr w:type="gramStart"/>
       <w:r>
@@ -1531,10 +1394,9 @@
           <w:rFonts w:ascii="Arial" w:eastAsiaTheme="minorHAnsi" w:hAnsi="Arial" w:cs="Arial"/>
           <w:color w:val="000000" w:themeColor="text1"/>
           <w:kern w:val="0"/>
-          <w:highlight w:val="yellow"/>
           <w:lang w:eastAsia="en-US" w:bidi="ar-SA"/>
         </w:rPr>
-        <w:t>ultima</w:t>
+        <w:t>vinculo</w:t>
       </w:r>
       <w:proofErr w:type="spellEnd"/>
       <w:r>
@@ -1542,7 +1404,6 @@
           <w:rFonts w:ascii="Arial" w:eastAsiaTheme="minorHAnsi" w:hAnsi="Arial" w:cs="Arial"/>
           <w:color w:val="000000" w:themeColor="text1"/>
           <w:kern w:val="0"/>
-          <w:highlight w:val="yellow"/>
           <w:lang w:eastAsia="en-US" w:bidi="ar-SA"/>
         </w:rPr>
         <w:t xml:space="preserve"> }</w:t>
@@ -1553,9 +1414,68 @@
           <w:rFonts w:ascii="Arial" w:eastAsiaTheme="minorHAnsi" w:hAnsi="Arial" w:cs="Arial"/>
           <w:color w:val="000000" w:themeColor="text1"/>
           <w:kern w:val="0"/>
-          <w:highlight w:val="yellow"/>
           <w:lang w:eastAsia="en-US" w:bidi="ar-SA"/>
         </w:rPr>
+        <w:t xml:space="preserve">} e </w:t>
+      </w:r>
+      <w:proofErr w:type="gramStart"/>
+      <w:r>
+        <w:rPr>
+          <w:rFonts w:ascii="Arial" w:eastAsiaTheme="minorHAnsi" w:hAnsi="Arial" w:cs="Arial"/>
+          <w:color w:val="000000" w:themeColor="text1"/>
+          <w:kern w:val="0"/>
+          <w:lang w:eastAsia="en-US" w:bidi="ar-SA"/>
+        </w:rPr>
+        <w:t xml:space="preserve">{{ </w:t>
+      </w:r>
+      <w:proofErr w:type="spellStart"/>
+      <w:r>
+        <w:rPr>
+          <w:rFonts w:ascii="Arial" w:eastAsiaTheme="minorHAnsi" w:hAnsi="Arial" w:cs="Arial"/>
+          <w:color w:val="000000" w:themeColor="text1"/>
+          <w:kern w:val="0"/>
+          <w:lang w:eastAsia="en-US" w:bidi="ar-SA"/>
+        </w:rPr>
+        <w:t>fim</w:t>
+      </w:r>
+      <w:proofErr w:type="gramEnd"/>
+      <w:r>
+        <w:rPr>
+          <w:rFonts w:ascii="Arial" w:eastAsiaTheme="minorHAnsi" w:hAnsi="Arial" w:cs="Arial"/>
+          <w:color w:val="000000" w:themeColor="text1"/>
+          <w:kern w:val="0"/>
+          <w:lang w:eastAsia="en-US" w:bidi="ar-SA"/>
+        </w:rPr>
+        <w:t>_ultimo_</w:t>
+      </w:r>
+      <w:proofErr w:type="gramStart"/>
+      <w:r>
+        <w:rPr>
+          <w:rFonts w:ascii="Arial" w:eastAsiaTheme="minorHAnsi" w:hAnsi="Arial" w:cs="Arial"/>
+          <w:color w:val="000000" w:themeColor="text1"/>
+          <w:kern w:val="0"/>
+          <w:lang w:eastAsia="en-US" w:bidi="ar-SA"/>
+        </w:rPr>
+        <w:t>vinculo</w:t>
+      </w:r>
+      <w:proofErr w:type="spellEnd"/>
+      <w:r>
+        <w:rPr>
+          <w:rFonts w:ascii="Arial" w:eastAsiaTheme="minorHAnsi" w:hAnsi="Arial" w:cs="Arial"/>
+          <w:color w:val="000000" w:themeColor="text1"/>
+          <w:kern w:val="0"/>
+          <w:lang w:eastAsia="en-US" w:bidi="ar-SA"/>
+        </w:rPr>
+        <w:t xml:space="preserve"> }</w:t>
+      </w:r>
+      <w:proofErr w:type="gramEnd"/>
+      <w:r>
+        <w:rPr>
+          <w:rFonts w:ascii="Arial" w:eastAsiaTheme="minorHAnsi" w:hAnsi="Arial" w:cs="Arial"/>
+          <w:color w:val="000000" w:themeColor="text1"/>
+          <w:kern w:val="0"/>
+          <w:lang w:eastAsia="en-US" w:bidi="ar-SA"/>
+        </w:rPr>
         <w:t>}</w:t>
       </w:r>
       <w:r>
@@ -1563,20 +1483,18 @@
           <w:rFonts w:ascii="Arial" w:eastAsiaTheme="minorHAnsi" w:hAnsi="Arial" w:cs="Arial"/>
           <w:color w:val="000000" w:themeColor="text1"/>
           <w:kern w:val="0"/>
-          <w:highlight w:val="yellow"/>
           <w:lang w:eastAsia="en-US" w:bidi="ar-SA"/>
         </w:rPr>
-        <w:t xml:space="preserve">, </w:t>
+        <w:t>,</w:t>
       </w:r>
       <w:r>
         <w:rPr>
           <w:rFonts w:ascii="Arial" w:eastAsiaTheme="minorHAnsi" w:hAnsi="Arial" w:cs="Arial"/>
           <w:color w:val="000000" w:themeColor="text1"/>
           <w:kern w:val="0"/>
-          <w:highlight w:val="yellow"/>
           <w:lang w:eastAsia="en-US" w:bidi="ar-SA"/>
         </w:rPr>
-        <w:t>entre</w:t>
+        <w:t xml:space="preserve"> </w:t>
       </w:r>
       <w:r>
         <w:rPr>
@@ -1585,7 +1503,7 @@
           <w:kern w:val="0"/>
           <w:lang w:eastAsia="en-US" w:bidi="ar-SA"/>
         </w:rPr>
-        <w:t xml:space="preserve"> </w:t>
+        <w:t xml:space="preserve">no cargo de </w:t>
       </w:r>
       <w:proofErr w:type="gramStart"/>
       <w:r>
@@ -1593,7 +1511,6 @@
           <w:rFonts w:ascii="Arial" w:eastAsiaTheme="minorHAnsi" w:hAnsi="Arial" w:cs="Arial"/>
           <w:color w:val="000000" w:themeColor="text1"/>
           <w:kern w:val="0"/>
-          <w:highlight w:val="yellow"/>
           <w:lang w:eastAsia="en-US" w:bidi="ar-SA"/>
         </w:rPr>
         <w:t xml:space="preserve">{{ </w:t>
@@ -1604,10 +1521,9 @@
           <w:rFonts w:ascii="Arial" w:eastAsiaTheme="minorHAnsi" w:hAnsi="Arial" w:cs="Arial"/>
           <w:color w:val="000000" w:themeColor="text1"/>
           <w:kern w:val="0"/>
-          <w:highlight w:val="yellow"/>
           <w:lang w:eastAsia="en-US" w:bidi="ar-SA"/>
         </w:rPr>
-        <w:t>inicio</w:t>
+        <w:t>cargo</w:t>
       </w:r>
       <w:proofErr w:type="gramEnd"/>
       <w:r>
@@ -1615,10 +1531,9 @@
           <w:rFonts w:ascii="Arial" w:eastAsiaTheme="minorHAnsi" w:hAnsi="Arial" w:cs="Arial"/>
           <w:color w:val="000000" w:themeColor="text1"/>
           <w:kern w:val="0"/>
-          <w:highlight w:val="yellow"/>
           <w:lang w:eastAsia="en-US" w:bidi="ar-SA"/>
         </w:rPr>
-        <w:t>_ultimo_</w:t>
+        <w:t>_</w:t>
       </w:r>
       <w:proofErr w:type="gramStart"/>
       <w:r>
@@ -1626,10 +1541,9 @@
           <w:rFonts w:ascii="Arial" w:eastAsiaTheme="minorHAnsi" w:hAnsi="Arial" w:cs="Arial"/>
           <w:color w:val="000000" w:themeColor="text1"/>
           <w:kern w:val="0"/>
-          <w:highlight w:val="yellow"/>
           <w:lang w:eastAsia="en-US" w:bidi="ar-SA"/>
         </w:rPr>
-        <w:t>vinculo</w:t>
+        <w:t>cliente</w:t>
       </w:r>
       <w:proofErr w:type="spellEnd"/>
       <w:r>
@@ -1637,7 +1551,6 @@
           <w:rFonts w:ascii="Arial" w:eastAsiaTheme="minorHAnsi" w:hAnsi="Arial" w:cs="Arial"/>
           <w:color w:val="000000" w:themeColor="text1"/>
           <w:kern w:val="0"/>
-          <w:highlight w:val="yellow"/>
           <w:lang w:eastAsia="en-US" w:bidi="ar-SA"/>
         </w:rPr>
         <w:t xml:space="preserve"> }</w:t>
@@ -1648,177 +1561,6 @@
           <w:rFonts w:ascii="Arial" w:eastAsiaTheme="minorHAnsi" w:hAnsi="Arial" w:cs="Arial"/>
           <w:color w:val="000000" w:themeColor="text1"/>
           <w:kern w:val="0"/>
-          <w:highlight w:val="yellow"/>
-          <w:lang w:eastAsia="en-US" w:bidi="ar-SA"/>
-        </w:rPr>
-        <w:t xml:space="preserve">} e </w:t>
-      </w:r>
-      <w:proofErr w:type="gramStart"/>
-      <w:r>
-        <w:rPr>
-          <w:rFonts w:ascii="Arial" w:eastAsiaTheme="minorHAnsi" w:hAnsi="Arial" w:cs="Arial"/>
-          <w:color w:val="000000" w:themeColor="text1"/>
-          <w:kern w:val="0"/>
-          <w:highlight w:val="yellow"/>
-          <w:lang w:eastAsia="en-US" w:bidi="ar-SA"/>
-        </w:rPr>
-        <w:t xml:space="preserve">{{ </w:t>
-      </w:r>
-      <w:proofErr w:type="spellStart"/>
-      <w:r>
-        <w:rPr>
-          <w:rFonts w:ascii="Arial" w:eastAsiaTheme="minorHAnsi" w:hAnsi="Arial" w:cs="Arial"/>
-          <w:color w:val="000000" w:themeColor="text1"/>
-          <w:kern w:val="0"/>
-          <w:highlight w:val="yellow"/>
-          <w:lang w:eastAsia="en-US" w:bidi="ar-SA"/>
-        </w:rPr>
-        <w:t>fim</w:t>
-      </w:r>
-      <w:proofErr w:type="gramEnd"/>
-      <w:r>
-        <w:rPr>
-          <w:rFonts w:ascii="Arial" w:eastAsiaTheme="minorHAnsi" w:hAnsi="Arial" w:cs="Arial"/>
-          <w:color w:val="000000" w:themeColor="text1"/>
-          <w:kern w:val="0"/>
-          <w:highlight w:val="yellow"/>
-          <w:lang w:eastAsia="en-US" w:bidi="ar-SA"/>
-        </w:rPr>
-        <w:t>_ultimo_</w:t>
-      </w:r>
-      <w:proofErr w:type="gramStart"/>
-      <w:r>
-        <w:rPr>
-          <w:rFonts w:ascii="Arial" w:eastAsiaTheme="minorHAnsi" w:hAnsi="Arial" w:cs="Arial"/>
-          <w:color w:val="000000" w:themeColor="text1"/>
-          <w:kern w:val="0"/>
-          <w:highlight w:val="yellow"/>
-          <w:lang w:eastAsia="en-US" w:bidi="ar-SA"/>
-        </w:rPr>
-        <w:t>vinculo</w:t>
-      </w:r>
-      <w:proofErr w:type="spellEnd"/>
-      <w:r>
-        <w:rPr>
-          <w:rFonts w:ascii="Arial" w:eastAsiaTheme="minorHAnsi" w:hAnsi="Arial" w:cs="Arial"/>
-          <w:color w:val="000000" w:themeColor="text1"/>
-          <w:kern w:val="0"/>
-          <w:highlight w:val="yellow"/>
-          <w:lang w:eastAsia="en-US" w:bidi="ar-SA"/>
-        </w:rPr>
-        <w:t xml:space="preserve"> }</w:t>
-      </w:r>
-      <w:proofErr w:type="gramEnd"/>
-      <w:r>
-        <w:rPr>
-          <w:rFonts w:ascii="Arial" w:eastAsiaTheme="minorHAnsi" w:hAnsi="Arial" w:cs="Arial"/>
-          <w:color w:val="000000" w:themeColor="text1"/>
-          <w:kern w:val="0"/>
-          <w:highlight w:val="yellow"/>
-          <w:lang w:eastAsia="en-US" w:bidi="ar-SA"/>
-        </w:rPr>
-        <w:t>}</w:t>
-      </w:r>
-      <w:r>
-        <w:rPr>
-          <w:rFonts w:ascii="Arial" w:eastAsiaTheme="minorHAnsi" w:hAnsi="Arial" w:cs="Arial"/>
-          <w:color w:val="000000" w:themeColor="text1"/>
-          <w:kern w:val="0"/>
-          <w:highlight w:val="yellow"/>
-          <w:lang w:eastAsia="en-US" w:bidi="ar-SA"/>
-        </w:rPr>
-        <w:t>,</w:t>
-      </w:r>
-      <w:r>
-        <w:rPr>
-          <w:rFonts w:ascii="Arial" w:eastAsiaTheme="minorHAnsi" w:hAnsi="Arial" w:cs="Arial"/>
-          <w:color w:val="000000" w:themeColor="text1"/>
-          <w:kern w:val="0"/>
-          <w:lang w:eastAsia="en-US" w:bidi="ar-SA"/>
-        </w:rPr>
-        <w:t xml:space="preserve"> </w:t>
-      </w:r>
-      <w:r>
-        <w:rPr>
-          <w:rFonts w:ascii="Arial" w:eastAsiaTheme="minorHAnsi" w:hAnsi="Arial" w:cs="Arial"/>
-          <w:color w:val="000000" w:themeColor="text1"/>
-          <w:kern w:val="0"/>
-          <w:lang w:eastAsia="en-US" w:bidi="ar-SA"/>
-        </w:rPr>
-        <w:t xml:space="preserve">no cargo </w:t>
-      </w:r>
-      <w:r>
-        <w:rPr>
-          <w:rFonts w:ascii="Arial" w:eastAsiaTheme="minorHAnsi" w:hAnsi="Arial" w:cs="Arial"/>
-          <w:color w:val="000000" w:themeColor="text1"/>
-          <w:kern w:val="0"/>
-          <w:highlight w:val="yellow"/>
-          <w:lang w:eastAsia="en-US" w:bidi="ar-SA"/>
-        </w:rPr>
-        <w:t xml:space="preserve">de </w:t>
-      </w:r>
-      <w:proofErr w:type="gramStart"/>
-      <w:r>
-        <w:rPr>
-          <w:rFonts w:ascii="Arial" w:eastAsiaTheme="minorHAnsi" w:hAnsi="Arial" w:cs="Arial"/>
-          <w:color w:val="000000" w:themeColor="text1"/>
-          <w:kern w:val="0"/>
-          <w:highlight w:val="yellow"/>
-          <w:lang w:eastAsia="en-US" w:bidi="ar-SA"/>
-        </w:rPr>
-        <w:t xml:space="preserve">{{ </w:t>
-      </w:r>
-      <w:proofErr w:type="spellStart"/>
-      <w:r>
-        <w:rPr>
-          <w:rFonts w:ascii="Arial" w:eastAsiaTheme="minorHAnsi" w:hAnsi="Arial" w:cs="Arial"/>
-          <w:color w:val="000000" w:themeColor="text1"/>
-          <w:kern w:val="0"/>
-          <w:highlight w:val="yellow"/>
-          <w:lang w:eastAsia="en-US" w:bidi="ar-SA"/>
-        </w:rPr>
-        <w:t>cargo</w:t>
-      </w:r>
-      <w:proofErr w:type="gramEnd"/>
-      <w:r>
-        <w:rPr>
-          <w:rFonts w:ascii="Arial" w:eastAsiaTheme="minorHAnsi" w:hAnsi="Arial" w:cs="Arial"/>
-          <w:color w:val="000000" w:themeColor="text1"/>
-          <w:kern w:val="0"/>
-          <w:highlight w:val="yellow"/>
-          <w:lang w:eastAsia="en-US" w:bidi="ar-SA"/>
-        </w:rPr>
-        <w:t>_</w:t>
-      </w:r>
-      <w:proofErr w:type="gramStart"/>
-      <w:r>
-        <w:rPr>
-          <w:rFonts w:ascii="Arial" w:eastAsiaTheme="minorHAnsi" w:hAnsi="Arial" w:cs="Arial"/>
-          <w:color w:val="000000" w:themeColor="text1"/>
-          <w:kern w:val="0"/>
-          <w:highlight w:val="yellow"/>
-          <w:lang w:eastAsia="en-US" w:bidi="ar-SA"/>
-        </w:rPr>
-        <w:t>cliente</w:t>
-      </w:r>
-      <w:proofErr w:type="spellEnd"/>
-      <w:r>
-        <w:rPr>
-          <w:rFonts w:ascii="Arial" w:eastAsiaTheme="minorHAnsi" w:hAnsi="Arial" w:cs="Arial"/>
-          <w:color w:val="000000" w:themeColor="text1"/>
-          <w:kern w:val="0"/>
-          <w:highlight w:val="yellow"/>
-          <w:lang w:eastAsia="en-US" w:bidi="ar-SA"/>
-        </w:rPr>
-        <w:t xml:space="preserve"> }</w:t>
-      </w:r>
-      <w:proofErr w:type="gramEnd"/>
-      <w:r>
-        <w:rPr>
-          <w:rFonts w:ascii="Arial" w:eastAsiaTheme="minorHAnsi" w:hAnsi="Arial" w:cs="Arial"/>
-          <w:color w:val="000000" w:themeColor="text1"/>
-          <w:kern w:val="0"/>
-          <w:highlight w:val="yellow"/>
           <w:lang w:eastAsia="en-US" w:bidi="ar-SA"/>
         </w:rPr>
         <w:t>}</w:t>
@@ -1843,7 +1585,6 @@
           <w:rFonts w:ascii="Arial" w:hAnsi="Arial" w:cs="Arial"/>
           <w:color w:val="000000" w:themeColor="text1"/>
           <w:kern w:val="3"/>
-          <w:highlight w:val="yellow"/>
           <w:lang w:bidi="hi-IN"/>
         </w:rPr>
       </w:pPr>
@@ -1853,7 +1594,6 @@
           <w:rFonts w:ascii="Arial" w:hAnsi="Arial" w:cs="Arial"/>
           <w:color w:val="000000" w:themeColor="text1"/>
           <w:kern w:val="3"/>
-          <w:highlight w:val="yellow"/>
           <w:lang w:bidi="hi-IN"/>
         </w:rPr>
         <w:lastRenderedPageBreak/>
@@ -1865,7 +1605,6 @@
           <w:rFonts w:ascii="Arial" w:hAnsi="Arial" w:cs="Arial"/>
           <w:color w:val="000000" w:themeColor="text1"/>
           <w:kern w:val="3"/>
-          <w:highlight w:val="yellow"/>
           <w:lang w:bidi="hi-IN"/>
         </w:rPr>
         <w:t>fatos</w:t>
@@ -1876,7 +1615,6 @@
           <w:rFonts w:ascii="Arial" w:hAnsi="Arial" w:cs="Arial"/>
           <w:color w:val="000000" w:themeColor="text1"/>
           <w:kern w:val="3"/>
-          <w:highlight w:val="yellow"/>
           <w:lang w:bidi="hi-IN"/>
         </w:rPr>
         <w:t>_detalhados_</w:t>
@@ -1887,7 +1625,6 @@
           <w:rFonts w:ascii="Arial" w:hAnsi="Arial" w:cs="Arial"/>
           <w:color w:val="000000" w:themeColor="text1"/>
           <w:kern w:val="3"/>
-          <w:highlight w:val="yellow"/>
           <w:lang w:bidi="hi-IN"/>
         </w:rPr>
         <w:t>texto</w:t>
@@ -1898,7 +1635,6 @@
           <w:rFonts w:ascii="Arial" w:hAnsi="Arial" w:cs="Arial"/>
           <w:color w:val="000000" w:themeColor="text1"/>
           <w:kern w:val="3"/>
-          <w:highlight w:val="yellow"/>
           <w:lang w:bidi="hi-IN"/>
         </w:rPr>
         <w:t xml:space="preserve"> }</w:t>
@@ -1909,7 +1645,6 @@
           <w:rFonts w:ascii="Arial" w:hAnsi="Arial" w:cs="Arial"/>
           <w:color w:val="000000" w:themeColor="text1"/>
           <w:kern w:val="3"/>
-          <w:highlight w:val="yellow"/>
           <w:lang w:bidi="hi-IN"/>
         </w:rPr>
         <w:t>}</w:t>
@@ -1932,19 +1667,9 @@
           <w:rStyle w:val="vkekvd"/>
           <w:rFonts w:ascii="Arial" w:hAnsi="Arial" w:cs="Arial"/>
           <w:color w:val="000000" w:themeColor="text1"/>
-          <w:highlight w:val="yellow"/>
           <w:shd w:val="clear" w:color="auto" w:fill="FFFFFF"/>
         </w:rPr>
-        <w:t>Para</w:t>
-      </w:r>
-      <w:r>
-        <w:rPr>
-          <w:rStyle w:val="vkekvd"/>
-          <w:rFonts w:ascii="Arial" w:hAnsi="Arial" w:cs="Arial"/>
-          <w:color w:val="000000" w:themeColor="text1"/>
-          <w:shd w:val="clear" w:color="auto" w:fill="FFFFFF"/>
-        </w:rPr>
-        <w:t xml:space="preserve"> melhor compreensão, vejamos os laudos e exames médicos: </w:t>
+        <w:t xml:space="preserve">Para melhor compreensão, vejamos os laudos e exames médicos: </w:t>
       </w:r>
     </w:p>
     <w:p>
@@ -1969,14 +1694,12 @@
         <w:rPr>
           <w:rFonts w:ascii="Arial" w:hAnsi="Arial" w:cs="Arial"/>
           <w:color w:val="000000" w:themeColor="text1"/>
-          <w:highlight w:val="yellow"/>
-        </w:rPr>
-      </w:pPr>
-      <w:r>
-        <w:rPr>
-          <w:rFonts w:ascii="Arial" w:hAnsi="Arial" w:cs="Arial"/>
-          <w:color w:val="000000" w:themeColor="text1"/>
-          <w:highlight w:val="yellow"/>
+        </w:rPr>
+      </w:pPr>
+      <w:r>
+        <w:rPr>
+          <w:rFonts w:ascii="Arial" w:hAnsi="Arial" w:cs="Arial"/>
+          <w:color w:val="000000" w:themeColor="text1"/>
         </w:rPr>
         <w:t xml:space="preserve">{% for </w:t>
       </w:r>
@@ -1985,7 +1708,6 @@
         <w:rPr>
           <w:rFonts w:ascii="Arial" w:hAnsi="Arial" w:cs="Arial"/>
           <w:color w:val="000000" w:themeColor="text1"/>
-          <w:highlight w:val="yellow"/>
         </w:rPr>
         <w:t>img</w:t>
       </w:r>
@@ -1994,7 +1716,6 @@
         <w:rPr>
           <w:rFonts w:ascii="Arial" w:hAnsi="Arial" w:cs="Arial"/>
           <w:color w:val="000000" w:themeColor="text1"/>
-          <w:highlight w:val="yellow"/>
         </w:rPr>
         <w:t xml:space="preserve"> in </w:t>
       </w:r>
@@ -2003,7 +1724,6 @@
         <w:rPr>
           <w:rFonts w:ascii="Arial" w:hAnsi="Arial" w:cs="Arial"/>
           <w:color w:val="000000" w:themeColor="text1"/>
-          <w:highlight w:val="yellow"/>
         </w:rPr>
         <w:t>lista_img_</w:t>
       </w:r>
@@ -2011,7 +1731,6 @@
         <w:rPr>
           <w:rFonts w:ascii="Arial" w:hAnsi="Arial" w:cs="Arial"/>
           <w:color w:val="000000" w:themeColor="text1"/>
-          <w:highlight w:val="yellow"/>
         </w:rPr>
         <w:t>acidente</w:t>
       </w:r>
@@ -2020,7 +1739,6 @@
         <w:rPr>
           <w:rFonts w:ascii="Arial" w:hAnsi="Arial" w:cs="Arial"/>
           <w:color w:val="000000" w:themeColor="text1"/>
-          <w:highlight w:val="yellow"/>
         </w:rPr>
         <w:t xml:space="preserve"> %}</w:t>
       </w:r>
@@ -2034,7 +1752,6 @@
         <w:rPr>
           <w:rFonts w:ascii="Arial" w:hAnsi="Arial" w:cs="Arial"/>
           <w:color w:val="000000" w:themeColor="text1"/>
-          <w:highlight w:val="yellow"/>
         </w:rPr>
       </w:pPr>
       <w:proofErr w:type="gramStart"/>
@@ -2042,7 +1759,6 @@
         <w:rPr>
           <w:rFonts w:ascii="Arial" w:hAnsi="Arial" w:cs="Arial"/>
           <w:color w:val="000000" w:themeColor="text1"/>
-          <w:highlight w:val="yellow"/>
         </w:rPr>
         <w:t xml:space="preserve">{{ </w:t>
       </w:r>
@@ -2051,7 +1767,6 @@
         <w:rPr>
           <w:rFonts w:ascii="Arial" w:hAnsi="Arial" w:cs="Arial"/>
           <w:color w:val="000000" w:themeColor="text1"/>
-          <w:highlight w:val="yellow"/>
         </w:rPr>
         <w:t>img</w:t>
       </w:r>
@@ -2061,7 +1776,6 @@
         <w:rPr>
           <w:rFonts w:ascii="Arial" w:hAnsi="Arial" w:cs="Arial"/>
           <w:color w:val="000000" w:themeColor="text1"/>
-          <w:highlight w:val="yellow"/>
         </w:rPr>
         <w:t xml:space="preserve"> }}</w:t>
       </w:r>
@@ -2082,7 +1796,6 @@
         <w:rPr>
           <w:rFonts w:ascii="Arial" w:hAnsi="Arial" w:cs="Arial"/>
           <w:color w:val="000000" w:themeColor="text1"/>
-          <w:highlight w:val="yellow"/>
         </w:rPr>
         <w:t xml:space="preserve">{% </w:t>
       </w:r>
@@ -2091,7 +1804,6 @@
         <w:rPr>
           <w:rFonts w:ascii="Arial" w:hAnsi="Arial" w:cs="Arial"/>
           <w:color w:val="000000" w:themeColor="text1"/>
-          <w:highlight w:val="yellow"/>
         </w:rPr>
         <w:t>endfor</w:t>
       </w:r>
@@ -2100,7 +1812,6 @@
         <w:rPr>
           <w:rFonts w:ascii="Arial" w:hAnsi="Arial" w:cs="Arial"/>
           <w:color w:val="000000" w:themeColor="text1"/>
-          <w:highlight w:val="yellow"/>
         </w:rPr>
         <w:t xml:space="preserve"> %}</w:t>
       </w:r>
@@ -2510,14 +2221,7 @@
           <w:rFonts w:ascii="Arial" w:hAnsi="Arial" w:cs="Arial"/>
           <w:color w:val="000000" w:themeColor="text1"/>
         </w:rPr>
-        <w:t xml:space="preserve">Conquanto a redução da incapacidade, fica comprovada através dos documentos médicos anexados a essa exordial, sendo esses suficientes para a </w:t>
-      </w:r>
-      <w:r>
-        <w:rPr>
-          <w:rFonts w:ascii="Arial" w:hAnsi="Arial" w:cs="Arial"/>
-          <w:color w:val="000000" w:themeColor="text1"/>
-        </w:rPr>
-        <w:t>análise da condição física do autor.</w:t>
+        <w:t>Conquanto a redução da incapacidade, fica comprovada através dos documentos médicos anexados a essa exordial, sendo esses suficientes para a análise da condição física do autor.</w:t>
       </w:r>
     </w:p>
     <w:p>
@@ -2536,22 +2240,13 @@
           <w:rFonts w:ascii="Arial" w:hAnsi="Arial" w:cs="Arial"/>
           <w:color w:val="000000" w:themeColor="text1"/>
         </w:rPr>
-        <w:t xml:space="preserve">Ora Excelência, o autor é portador de condições graves que afetam seu labor, estando impossibilitado de exercer a </w:t>
-      </w:r>
-      <w:r>
-        <w:rPr>
-          <w:rFonts w:ascii="Arial" w:hAnsi="Arial" w:cs="Arial"/>
-          <w:color w:val="000000" w:themeColor="text1"/>
-          <w:highlight w:val="yellow"/>
-        </w:rPr>
-        <w:t xml:space="preserve">função de </w:t>
+        <w:t xml:space="preserve">Ora Excelência, o autor é portador de condições graves que afetam seu labor, estando impossibilitado de exercer a função de </w:t>
       </w:r>
       <w:proofErr w:type="gramStart"/>
       <w:r>
         <w:rPr>
           <w:rFonts w:ascii="Arial" w:hAnsi="Arial" w:cs="Arial"/>
           <w:color w:val="000000" w:themeColor="text1"/>
-          <w:highlight w:val="yellow"/>
         </w:rPr>
         <w:t xml:space="preserve">{{ </w:t>
       </w:r>
@@ -2560,7 +2255,6 @@
         <w:rPr>
           <w:rFonts w:ascii="Arial" w:hAnsi="Arial" w:cs="Arial"/>
           <w:color w:val="000000" w:themeColor="text1"/>
-          <w:highlight w:val="yellow"/>
         </w:rPr>
         <w:t>atividade</w:t>
       </w:r>
@@ -2569,7 +2263,6 @@
         <w:rPr>
           <w:rFonts w:ascii="Arial" w:hAnsi="Arial" w:cs="Arial"/>
           <w:color w:val="000000" w:themeColor="text1"/>
-          <w:highlight w:val="yellow"/>
         </w:rPr>
         <w:t>_</w:t>
       </w:r>
@@ -2578,7 +2271,6 @@
         <w:rPr>
           <w:rFonts w:ascii="Arial" w:hAnsi="Arial" w:cs="Arial"/>
           <w:color w:val="000000" w:themeColor="text1"/>
-          <w:highlight w:val="yellow"/>
         </w:rPr>
         <w:t>habitual</w:t>
       </w:r>
@@ -2587,7 +2279,6 @@
         <w:rPr>
           <w:rFonts w:ascii="Arial" w:hAnsi="Arial" w:cs="Arial"/>
           <w:color w:val="000000" w:themeColor="text1"/>
-          <w:highlight w:val="yellow"/>
         </w:rPr>
         <w:t xml:space="preserve"> }</w:t>
       </w:r>
@@ -2596,7 +2287,6 @@
         <w:rPr>
           <w:rFonts w:ascii="Arial" w:hAnsi="Arial" w:cs="Arial"/>
           <w:color w:val="000000" w:themeColor="text1"/>
-          <w:highlight w:val="yellow"/>
         </w:rPr>
         <w:t>}</w:t>
       </w:r>
@@ -2604,16 +2294,8 @@
         <w:rPr>
           <w:rFonts w:ascii="Arial" w:hAnsi="Arial" w:cs="Arial"/>
           <w:color w:val="000000" w:themeColor="text1"/>
-          <w:highlight w:val="yellow"/>
-        </w:rPr>
-        <w:t>, consoante</w:t>
-      </w:r>
-      <w:r>
-        <w:rPr>
-          <w:rFonts w:ascii="Arial" w:hAnsi="Arial" w:cs="Arial"/>
-          <w:color w:val="000000" w:themeColor="text1"/>
-        </w:rPr>
-        <w:t xml:space="preserve"> relatado no laudo médico acostados aos autos.</w:t>
+        </w:rPr>
+        <w:t>, consoante relatado no laudo médico acostados aos autos.</w:t>
       </w:r>
     </w:p>
     <w:p>
@@ -3374,7 +3056,6 @@
           <w:rFonts w:ascii="Arial" w:eastAsiaTheme="minorHAnsi" w:hAnsi="Arial" w:cs="Arial"/>
           <w:color w:val="000000" w:themeColor="text1"/>
           <w:kern w:val="0"/>
-          <w:highlight w:val="yellow"/>
           <w:lang w:eastAsia="en-US" w:bidi="ar-SA"/>
         </w:rPr>
         <w:t xml:space="preserve">apresenta </w:t>
@@ -3385,7 +3066,6 @@
           <w:rFonts w:ascii="Arial" w:eastAsiaTheme="minorHAnsi" w:hAnsi="Arial" w:cs="Arial"/>
           <w:color w:val="000000" w:themeColor="text1"/>
           <w:kern w:val="0"/>
-          <w:highlight w:val="yellow"/>
           <w:lang w:eastAsia="en-US" w:bidi="ar-SA"/>
         </w:rPr>
         <w:t xml:space="preserve">{{ </w:t>
@@ -3396,7 +3076,6 @@
           <w:rFonts w:ascii="Arial" w:eastAsiaTheme="minorHAnsi" w:hAnsi="Arial" w:cs="Arial"/>
           <w:color w:val="000000" w:themeColor="text1"/>
           <w:kern w:val="0"/>
-          <w:highlight w:val="yellow"/>
           <w:lang w:eastAsia="en-US" w:bidi="ar-SA"/>
         </w:rPr>
         <w:t>sequela</w:t>
@@ -3407,7 +3086,6 @@
           <w:rFonts w:ascii="Arial" w:eastAsiaTheme="minorHAnsi" w:hAnsi="Arial" w:cs="Arial"/>
           <w:color w:val="000000" w:themeColor="text1"/>
           <w:kern w:val="0"/>
-          <w:highlight w:val="yellow"/>
           <w:lang w:eastAsia="en-US" w:bidi="ar-SA"/>
         </w:rPr>
         <w:t>_</w:t>
@@ -3418,7 +3096,6 @@
           <w:rFonts w:ascii="Arial" w:eastAsiaTheme="minorHAnsi" w:hAnsi="Arial" w:cs="Arial"/>
           <w:color w:val="000000" w:themeColor="text1"/>
           <w:kern w:val="0"/>
-          <w:highlight w:val="yellow"/>
           <w:lang w:eastAsia="en-US" w:bidi="ar-SA"/>
         </w:rPr>
         <w:t>descricao</w:t>
@@ -3429,7 +3106,6 @@
           <w:rFonts w:ascii="Arial" w:eastAsiaTheme="minorHAnsi" w:hAnsi="Arial" w:cs="Arial"/>
           <w:color w:val="000000" w:themeColor="text1"/>
           <w:kern w:val="0"/>
-          <w:highlight w:val="yellow"/>
           <w:lang w:eastAsia="en-US" w:bidi="ar-SA"/>
         </w:rPr>
         <w:t xml:space="preserve"> }</w:t>
@@ -3440,7 +3116,6 @@
           <w:rFonts w:ascii="Arial" w:eastAsiaTheme="minorHAnsi" w:hAnsi="Arial" w:cs="Arial"/>
           <w:color w:val="000000" w:themeColor="text1"/>
           <w:kern w:val="0"/>
-          <w:highlight w:val="yellow"/>
           <w:lang w:eastAsia="en-US" w:bidi="ar-SA"/>
         </w:rPr>
         <w:t>}</w:t>
@@ -3450,19 +3125,9 @@
           <w:rFonts w:ascii="Arial" w:eastAsiaTheme="minorHAnsi" w:hAnsi="Arial" w:cs="Arial"/>
           <w:color w:val="000000" w:themeColor="text1"/>
           <w:kern w:val="0"/>
-          <w:highlight w:val="yellow"/>
           <w:lang w:eastAsia="en-US" w:bidi="ar-SA"/>
         </w:rPr>
-        <w:t>, resultando</w:t>
-      </w:r>
-      <w:r>
-        <w:rPr>
-          <w:rFonts w:ascii="Arial" w:eastAsiaTheme="minorHAnsi" w:hAnsi="Arial" w:cs="Arial"/>
-          <w:color w:val="000000" w:themeColor="text1"/>
-          <w:kern w:val="0"/>
-          <w:lang w:eastAsia="en-US" w:bidi="ar-SA"/>
-        </w:rPr>
-        <w:t xml:space="preserve"> em redução da capacidade laboral para a atividades habituais</w:t>
+        <w:t>, resultando em redução da capacidade laboral para a atividades habituais</w:t>
       </w:r>
       <w:r>
         <w:rPr>
@@ -3519,7 +3184,6 @@
           <w:bCs/>
           <w:color w:val="000000" w:themeColor="text1"/>
           <w:kern w:val="0"/>
-          <w:highlight w:val="green"/>
           <w:lang w:eastAsia="pt-BR" w:bidi="ar-SA"/>
         </w:rPr>
         <w:t xml:space="preserve">{% </w:t>
@@ -3532,7 +3196,6 @@
           <w:bCs/>
           <w:color w:val="000000" w:themeColor="text1"/>
           <w:kern w:val="0"/>
-          <w:highlight w:val="green"/>
           <w:lang w:eastAsia="pt-BR" w:bidi="ar-SA"/>
         </w:rPr>
         <w:t>if</w:t>
@@ -3545,7 +3208,6 @@
           <w:bCs/>
           <w:color w:val="000000" w:themeColor="text1"/>
           <w:kern w:val="0"/>
-          <w:highlight w:val="green"/>
           <w:lang w:eastAsia="pt-BR" w:bidi="ar-SA"/>
         </w:rPr>
         <w:t xml:space="preserve"> </w:t>
@@ -3558,7 +3220,6 @@
           <w:bCs/>
           <w:color w:val="000000" w:themeColor="text1"/>
           <w:kern w:val="0"/>
-          <w:highlight w:val="green"/>
           <w:lang w:eastAsia="pt-BR" w:bidi="ar-SA"/>
         </w:rPr>
         <w:t>tese_termo_inicial</w:t>
@@ -3571,7 +3232,6 @@
           <w:bCs/>
           <w:color w:val="000000" w:themeColor="text1"/>
           <w:kern w:val="0"/>
-          <w:highlight w:val="green"/>
           <w:lang w:eastAsia="pt-BR" w:bidi="ar-SA"/>
         </w:rPr>
         <w:t xml:space="preserve"> </w:t>
@@ -3584,7 +3244,6 @@
           <w:bCs/>
           <w:color w:val="000000" w:themeColor="text1"/>
           <w:kern w:val="0"/>
-          <w:highlight w:val="green"/>
           <w:lang w:eastAsia="pt-BR" w:bidi="ar-SA"/>
         </w:rPr>
         <w:t>%}</w:t>
@@ -3596,7 +3255,6 @@
           <w:bCs/>
           <w:color w:val="000000" w:themeColor="text1"/>
           <w:kern w:val="0"/>
-          <w:highlight w:val="yellow"/>
           <w:lang w:eastAsia="pt-BR" w:bidi="ar-SA"/>
         </w:rPr>
         <w:t>IV</w:t>
@@ -3609,7 +3267,6 @@
           <w:bCs/>
           <w:color w:val="000000" w:themeColor="text1"/>
           <w:kern w:val="0"/>
-          <w:highlight w:val="yellow"/>
           <w:lang w:eastAsia="pt-BR" w:bidi="ar-SA"/>
         </w:rPr>
         <w:t>.II</w:t>
@@ -3621,7 +3278,6 @@
           <w:bCs/>
           <w:color w:val="000000" w:themeColor="text1"/>
           <w:kern w:val="0"/>
-          <w:highlight w:val="yellow"/>
           <w:lang w:eastAsia="pt-BR" w:bidi="ar-SA"/>
         </w:rPr>
         <w:t>.</w:t>
@@ -3633,7 +3289,6 @@
           <w:bCs/>
           <w:color w:val="000000" w:themeColor="text1"/>
           <w:kern w:val="0"/>
-          <w:highlight w:val="yellow"/>
           <w:lang w:eastAsia="pt-BR" w:bidi="ar-SA"/>
         </w:rPr>
         <w:t xml:space="preserve"> Do Termo Inicial do Benefício (DIB)</w:t>
@@ -4398,17 +4053,37 @@
           <w:kern w:val="0"/>
           <w:lang w:eastAsia="pt-BR" w:bidi="ar-SA"/>
         </w:rPr>
-        <w:t xml:space="preserve">Portanto, o Requerente faz jus ao recebimento do benefício </w:t>
-      </w:r>
-      <w:r>
-        <w:rPr>
-          <w:rFonts w:ascii="Arial" w:eastAsia="Times New Roman" w:hAnsi="Arial" w:cs="Arial"/>
-          <w:color w:val="000000" w:themeColor="text1"/>
-          <w:kern w:val="0"/>
-          <w:highlight w:val="yellow"/>
+        <w:t xml:space="preserve">Portanto, o Requerente faz jus ao recebimento do benefício desde </w:t>
+      </w:r>
+      <w:proofErr w:type="gramStart"/>
+      <w:r>
+        <w:rPr>
+          <w:rFonts w:ascii="Arial" w:eastAsia="Times New Roman" w:hAnsi="Arial" w:cs="Arial"/>
+          <w:color w:val="000000" w:themeColor="text1"/>
+          <w:kern w:val="0"/>
           <w:lang w:eastAsia="pt-BR" w:bidi="ar-SA"/>
         </w:rPr>
-        <w:t xml:space="preserve">desde </w:t>
+        <w:t xml:space="preserve">{{ </w:t>
+      </w:r>
+      <w:proofErr w:type="spellStart"/>
+      <w:r>
+        <w:rPr>
+          <w:rFonts w:ascii="Arial" w:eastAsia="Times New Roman" w:hAnsi="Arial" w:cs="Arial"/>
+          <w:color w:val="000000" w:themeColor="text1"/>
+          <w:kern w:val="0"/>
+          <w:lang w:eastAsia="pt-BR" w:bidi="ar-SA"/>
+        </w:rPr>
+        <w:t>data</w:t>
+      </w:r>
+      <w:proofErr w:type="gramEnd"/>
+      <w:r>
+        <w:rPr>
+          <w:rFonts w:ascii="Arial" w:eastAsia="Times New Roman" w:hAnsi="Arial" w:cs="Arial"/>
+          <w:color w:val="000000" w:themeColor="text1"/>
+          <w:kern w:val="0"/>
+          <w:lang w:eastAsia="pt-BR" w:bidi="ar-SA"/>
+        </w:rPr>
+        <w:t>_termo_</w:t>
       </w:r>
       <w:proofErr w:type="gramStart"/>
       <w:r>
@@ -4416,9 +4091,38 @@
           <w:rFonts w:ascii="Arial" w:eastAsia="Times New Roman" w:hAnsi="Arial" w:cs="Arial"/>
           <w:color w:val="000000" w:themeColor="text1"/>
           <w:kern w:val="0"/>
-          <w:highlight w:val="yellow"/>
           <w:lang w:eastAsia="pt-BR" w:bidi="ar-SA"/>
         </w:rPr>
+        <w:t>inicial</w:t>
+      </w:r>
+      <w:proofErr w:type="spellEnd"/>
+      <w:r>
+        <w:rPr>
+          <w:rFonts w:ascii="Arial" w:eastAsia="Times New Roman" w:hAnsi="Arial" w:cs="Arial"/>
+          <w:color w:val="000000" w:themeColor="text1"/>
+          <w:kern w:val="0"/>
+          <w:lang w:eastAsia="pt-BR" w:bidi="ar-SA"/>
+        </w:rPr>
+        <w:t xml:space="preserve"> }</w:t>
+      </w:r>
+      <w:proofErr w:type="gramEnd"/>
+      <w:r>
+        <w:rPr>
+          <w:rFonts w:ascii="Arial" w:eastAsia="Times New Roman" w:hAnsi="Arial" w:cs="Arial"/>
+          <w:color w:val="000000" w:themeColor="text1"/>
+          <w:kern w:val="0"/>
+          <w:lang w:eastAsia="pt-BR" w:bidi="ar-SA"/>
+        </w:rPr>
+        <w:t xml:space="preserve">}, data imediatamente posterior à cessação do seu auxílio-doença (NB </w:t>
+      </w:r>
+      <w:proofErr w:type="gramStart"/>
+      <w:r>
+        <w:rPr>
+          <w:rFonts w:ascii="Arial" w:eastAsia="Times New Roman" w:hAnsi="Arial" w:cs="Arial"/>
+          <w:color w:val="000000" w:themeColor="text1"/>
+          <w:kern w:val="0"/>
+          <w:lang w:eastAsia="pt-BR" w:bidi="ar-SA"/>
+        </w:rPr>
         <w:t xml:space="preserve">{{ </w:t>
       </w:r>
       <w:proofErr w:type="spellStart"/>
@@ -4427,32 +4131,166 @@
           <w:rFonts w:ascii="Arial" w:eastAsia="Times New Roman" w:hAnsi="Arial" w:cs="Arial"/>
           <w:color w:val="000000" w:themeColor="text1"/>
           <w:kern w:val="0"/>
-          <w:highlight w:val="yellow"/>
           <w:lang w:eastAsia="pt-BR" w:bidi="ar-SA"/>
         </w:rPr>
+        <w:t>nb</w:t>
+      </w:r>
+      <w:proofErr w:type="gramEnd"/>
+      <w:r>
+        <w:rPr>
+          <w:rFonts w:ascii="Arial" w:eastAsia="Times New Roman" w:hAnsi="Arial" w:cs="Arial"/>
+          <w:color w:val="000000" w:themeColor="text1"/>
+          <w:kern w:val="0"/>
+          <w:lang w:eastAsia="pt-BR" w:bidi="ar-SA"/>
+        </w:rPr>
+        <w:t>_anterior_</w:t>
+      </w:r>
+      <w:proofErr w:type="gramStart"/>
+      <w:r>
+        <w:rPr>
+          <w:rFonts w:ascii="Arial" w:eastAsia="Times New Roman" w:hAnsi="Arial" w:cs="Arial"/>
+          <w:color w:val="000000" w:themeColor="text1"/>
+          <w:kern w:val="0"/>
+          <w:lang w:eastAsia="pt-BR" w:bidi="ar-SA"/>
+        </w:rPr>
+        <w:t>auxilio</w:t>
+      </w:r>
+      <w:proofErr w:type="spellEnd"/>
+      <w:r>
+        <w:rPr>
+          <w:rFonts w:ascii="Arial" w:eastAsia="Times New Roman" w:hAnsi="Arial" w:cs="Arial"/>
+          <w:color w:val="000000" w:themeColor="text1"/>
+          <w:kern w:val="0"/>
+          <w:lang w:eastAsia="pt-BR" w:bidi="ar-SA"/>
+        </w:rPr>
+        <w:t xml:space="preserve"> }</w:t>
+      </w:r>
+      <w:proofErr w:type="gramEnd"/>
+      <w:r>
+        <w:rPr>
+          <w:rFonts w:ascii="Arial" w:eastAsia="Times New Roman" w:hAnsi="Arial" w:cs="Arial"/>
+          <w:color w:val="000000" w:themeColor="text1"/>
+          <w:kern w:val="0"/>
+          <w:lang w:eastAsia="pt-BR" w:bidi="ar-SA"/>
+        </w:rPr>
+        <w:t>}</w:t>
+      </w:r>
+      <w:r>
+        <w:rPr>
+          <w:rFonts w:ascii="Arial" w:eastAsiaTheme="minorHAnsi" w:hAnsi="Arial" w:cs="Arial"/>
+          <w:b/>
+          <w:bCs/>
+          <w:color w:val="000000" w:themeColor="text1"/>
+          <w:kern w:val="0"/>
+          <w:lang w:eastAsia="en-US" w:bidi="ar-SA"/>
+        </w:rPr>
+        <w:t xml:space="preserve">, em </w:t>
+      </w:r>
+      <w:proofErr w:type="gramStart"/>
+      <w:r>
+        <w:rPr>
+          <w:rFonts w:ascii="Arial" w:eastAsiaTheme="minorHAnsi" w:hAnsi="Arial" w:cs="Arial"/>
+          <w:b/>
+          <w:bCs/>
+          <w:color w:val="000000" w:themeColor="text1"/>
+          <w:kern w:val="0"/>
+          <w:lang w:eastAsia="en-US" w:bidi="ar-SA"/>
+        </w:rPr>
+        <w:t xml:space="preserve">{{ </w:t>
+      </w:r>
+      <w:proofErr w:type="spellStart"/>
+      <w:r>
+        <w:rPr>
+          <w:rFonts w:ascii="Arial" w:eastAsiaTheme="minorHAnsi" w:hAnsi="Arial" w:cs="Arial"/>
+          <w:b/>
+          <w:bCs/>
+          <w:color w:val="000000" w:themeColor="text1"/>
+          <w:kern w:val="0"/>
+          <w:lang w:eastAsia="en-US" w:bidi="ar-SA"/>
+        </w:rPr>
         <w:t>data</w:t>
       </w:r>
       <w:proofErr w:type="gramEnd"/>
       <w:r>
         <w:rPr>
-          <w:rFonts w:ascii="Arial" w:eastAsia="Times New Roman" w:hAnsi="Arial" w:cs="Arial"/>
-          <w:color w:val="000000" w:themeColor="text1"/>
-          <w:kern w:val="0"/>
-          <w:highlight w:val="yellow"/>
+          <w:rFonts w:ascii="Arial" w:eastAsiaTheme="minorHAnsi" w:hAnsi="Arial" w:cs="Arial"/>
+          <w:b/>
+          <w:bCs/>
+          <w:color w:val="000000" w:themeColor="text1"/>
+          <w:kern w:val="0"/>
+          <w:lang w:eastAsia="en-US" w:bidi="ar-SA"/>
+        </w:rPr>
+        <w:t>_cessacao_</w:t>
+      </w:r>
+      <w:proofErr w:type="gramStart"/>
+      <w:r>
+        <w:rPr>
+          <w:rFonts w:ascii="Arial" w:eastAsiaTheme="minorHAnsi" w:hAnsi="Arial" w:cs="Arial"/>
+          <w:b/>
+          <w:bCs/>
+          <w:color w:val="000000" w:themeColor="text1"/>
+          <w:kern w:val="0"/>
+          <w:lang w:eastAsia="en-US" w:bidi="ar-SA"/>
+        </w:rPr>
+        <w:t>auxilio</w:t>
+      </w:r>
+      <w:proofErr w:type="spellEnd"/>
+      <w:r>
+        <w:rPr>
+          <w:rFonts w:ascii="Arial" w:eastAsiaTheme="minorHAnsi" w:hAnsi="Arial" w:cs="Arial"/>
+          <w:b/>
+          <w:bCs/>
+          <w:color w:val="000000" w:themeColor="text1"/>
+          <w:kern w:val="0"/>
+          <w:lang w:eastAsia="en-US" w:bidi="ar-SA"/>
+        </w:rPr>
+        <w:t xml:space="preserve"> }</w:t>
+      </w:r>
+      <w:proofErr w:type="gramEnd"/>
+      <w:r>
+        <w:rPr>
+          <w:rFonts w:ascii="Arial" w:eastAsiaTheme="minorHAnsi" w:hAnsi="Arial" w:cs="Arial"/>
+          <w:b/>
+          <w:bCs/>
+          <w:color w:val="000000" w:themeColor="text1"/>
+          <w:kern w:val="0"/>
+          <w:lang w:eastAsia="en-US" w:bidi="ar-SA"/>
+        </w:rPr>
+        <w:t>}</w:t>
+      </w:r>
+      <w:r>
+        <w:rPr>
+          <w:rFonts w:ascii="Arial" w:eastAsia="Times New Roman" w:hAnsi="Arial" w:cs="Arial"/>
+          <w:color w:val="000000" w:themeColor="text1"/>
+          <w:kern w:val="0"/>
           <w:lang w:eastAsia="pt-BR" w:bidi="ar-SA"/>
         </w:rPr>
-        <w:t>_termo_</w:t>
-      </w:r>
-      <w:proofErr w:type="gramStart"/>
-      <w:r>
-        <w:rPr>
-          <w:rFonts w:ascii="Arial" w:eastAsia="Times New Roman" w:hAnsi="Arial" w:cs="Arial"/>
-          <w:color w:val="000000" w:themeColor="text1"/>
-          <w:kern w:val="0"/>
-          <w:highlight w:val="yellow"/>
+        <w:t>).</w:t>
+      </w:r>
+      <w:r>
+        <w:rPr>
+          <w:color w:val="000000" w:themeColor="text1"/>
+        </w:rPr>
+        <w:t xml:space="preserve"> </w:t>
+      </w:r>
+      <w:r>
+        <w:rPr>
+          <w:rFonts w:ascii="Arial" w:eastAsia="Times New Roman" w:hAnsi="Arial" w:cs="Arial"/>
+          <w:color w:val="000000" w:themeColor="text1"/>
+          <w:kern w:val="0"/>
           <w:lang w:eastAsia="pt-BR" w:bidi="ar-SA"/>
         </w:rPr>
-        <w:t>inicial</w:t>
+        <w:t xml:space="preserve">{% </w:t>
+      </w:r>
+      <w:proofErr w:type="spellStart"/>
+      <w:r>
+        <w:rPr>
+          <w:rFonts w:ascii="Arial" w:eastAsia="Times New Roman" w:hAnsi="Arial" w:cs="Arial"/>
+          <w:color w:val="000000" w:themeColor="text1"/>
+          <w:kern w:val="0"/>
+          <w:lang w:eastAsia="pt-BR" w:bidi="ar-SA"/>
+        </w:rPr>
+        <w:t>endif</w:t>
       </w:r>
       <w:proofErr w:type="spellEnd"/>
       <w:r>
@@ -4460,241 +4298,6 @@
           <w:rFonts w:ascii="Arial" w:eastAsia="Times New Roman" w:hAnsi="Arial" w:cs="Arial"/>
           <w:color w:val="000000" w:themeColor="text1"/>
           <w:kern w:val="0"/>
-          <w:highlight w:val="yellow"/>
-          <w:lang w:eastAsia="pt-BR" w:bidi="ar-SA"/>
-        </w:rPr>
-        <w:t xml:space="preserve"> }</w:t>
-      </w:r>
-      <w:proofErr w:type="gramEnd"/>
-      <w:r>
-        <w:rPr>
-          <w:rFonts w:ascii="Arial" w:eastAsia="Times New Roman" w:hAnsi="Arial" w:cs="Arial"/>
-          <w:color w:val="000000" w:themeColor="text1"/>
-          <w:kern w:val="0"/>
-          <w:highlight w:val="yellow"/>
-          <w:lang w:eastAsia="pt-BR" w:bidi="ar-SA"/>
-        </w:rPr>
-        <w:t>}, data i</w:t>
-      </w:r>
-      <w:r>
-        <w:rPr>
-          <w:rFonts w:ascii="Arial" w:eastAsia="Times New Roman" w:hAnsi="Arial" w:cs="Arial"/>
-          <w:color w:val="000000" w:themeColor="text1"/>
-          <w:kern w:val="0"/>
-          <w:lang w:eastAsia="pt-BR" w:bidi="ar-SA"/>
-        </w:rPr>
-        <w:t xml:space="preserve">mediatamente posterior à cessação do seu auxílio-doença </w:t>
-      </w:r>
-      <w:r>
-        <w:rPr>
-          <w:rFonts w:ascii="Arial" w:eastAsia="Times New Roman" w:hAnsi="Arial" w:cs="Arial"/>
-          <w:color w:val="000000" w:themeColor="text1"/>
-          <w:kern w:val="0"/>
-          <w:highlight w:val="yellow"/>
-          <w:lang w:eastAsia="pt-BR" w:bidi="ar-SA"/>
-        </w:rPr>
-        <w:t xml:space="preserve">(NB </w:t>
-      </w:r>
-      <w:proofErr w:type="gramStart"/>
-      <w:r>
-        <w:rPr>
-          <w:rFonts w:ascii="Arial" w:eastAsia="Times New Roman" w:hAnsi="Arial" w:cs="Arial"/>
-          <w:color w:val="000000" w:themeColor="text1"/>
-          <w:kern w:val="0"/>
-          <w:highlight w:val="yellow"/>
-          <w:lang w:eastAsia="pt-BR" w:bidi="ar-SA"/>
-        </w:rPr>
-        <w:t xml:space="preserve">{{ </w:t>
-      </w:r>
-      <w:proofErr w:type="spellStart"/>
-      <w:r>
-        <w:rPr>
-          <w:rFonts w:ascii="Arial" w:eastAsia="Times New Roman" w:hAnsi="Arial" w:cs="Arial"/>
-          <w:color w:val="000000" w:themeColor="text1"/>
-          <w:kern w:val="0"/>
-          <w:highlight w:val="yellow"/>
-          <w:lang w:eastAsia="pt-BR" w:bidi="ar-SA"/>
-        </w:rPr>
-        <w:t>nb</w:t>
-      </w:r>
-      <w:proofErr w:type="gramEnd"/>
-      <w:r>
-        <w:rPr>
-          <w:rFonts w:ascii="Arial" w:eastAsia="Times New Roman" w:hAnsi="Arial" w:cs="Arial"/>
-          <w:color w:val="000000" w:themeColor="text1"/>
-          <w:kern w:val="0"/>
-          <w:highlight w:val="yellow"/>
-          <w:lang w:eastAsia="pt-BR" w:bidi="ar-SA"/>
-        </w:rPr>
-        <w:t>_anterior_</w:t>
-      </w:r>
-      <w:proofErr w:type="gramStart"/>
-      <w:r>
-        <w:rPr>
-          <w:rFonts w:ascii="Arial" w:eastAsia="Times New Roman" w:hAnsi="Arial" w:cs="Arial"/>
-          <w:color w:val="000000" w:themeColor="text1"/>
-          <w:kern w:val="0"/>
-          <w:highlight w:val="yellow"/>
-          <w:lang w:eastAsia="pt-BR" w:bidi="ar-SA"/>
-        </w:rPr>
-        <w:t>auxilio</w:t>
-      </w:r>
-      <w:proofErr w:type="spellEnd"/>
-      <w:r>
-        <w:rPr>
-          <w:rFonts w:ascii="Arial" w:eastAsia="Times New Roman" w:hAnsi="Arial" w:cs="Arial"/>
-          <w:color w:val="000000" w:themeColor="text1"/>
-          <w:kern w:val="0"/>
-          <w:highlight w:val="yellow"/>
-          <w:lang w:eastAsia="pt-BR" w:bidi="ar-SA"/>
-        </w:rPr>
-        <w:t xml:space="preserve"> }</w:t>
-      </w:r>
-      <w:proofErr w:type="gramEnd"/>
-      <w:r>
-        <w:rPr>
-          <w:rFonts w:ascii="Arial" w:eastAsia="Times New Roman" w:hAnsi="Arial" w:cs="Arial"/>
-          <w:color w:val="000000" w:themeColor="text1"/>
-          <w:kern w:val="0"/>
-          <w:highlight w:val="yellow"/>
-          <w:lang w:eastAsia="pt-BR" w:bidi="ar-SA"/>
-        </w:rPr>
-        <w:t>}</w:t>
-      </w:r>
-      <w:r>
-        <w:rPr>
-          <w:rFonts w:ascii="Arial" w:eastAsiaTheme="minorHAnsi" w:hAnsi="Arial" w:cs="Arial"/>
-          <w:b/>
-          <w:bCs/>
-          <w:color w:val="000000" w:themeColor="text1"/>
-          <w:kern w:val="0"/>
-          <w:highlight w:val="yellow"/>
-          <w:lang w:eastAsia="en-US" w:bidi="ar-SA"/>
-        </w:rPr>
-        <w:t xml:space="preserve">, em </w:t>
-      </w:r>
-      <w:proofErr w:type="gramStart"/>
-      <w:r>
-        <w:rPr>
-          <w:rFonts w:ascii="Arial" w:eastAsiaTheme="minorHAnsi" w:hAnsi="Arial" w:cs="Arial"/>
-          <w:b/>
-          <w:bCs/>
-          <w:color w:val="000000" w:themeColor="text1"/>
-          <w:kern w:val="0"/>
-          <w:highlight w:val="yellow"/>
-          <w:lang w:eastAsia="en-US" w:bidi="ar-SA"/>
-        </w:rPr>
-        <w:t xml:space="preserve">{{ </w:t>
-      </w:r>
-      <w:proofErr w:type="spellStart"/>
-      <w:r>
-        <w:rPr>
-          <w:rFonts w:ascii="Arial" w:eastAsiaTheme="minorHAnsi" w:hAnsi="Arial" w:cs="Arial"/>
-          <w:b/>
-          <w:bCs/>
-          <w:color w:val="000000" w:themeColor="text1"/>
-          <w:kern w:val="0"/>
-          <w:highlight w:val="yellow"/>
-          <w:lang w:eastAsia="en-US" w:bidi="ar-SA"/>
-        </w:rPr>
-        <w:t>data</w:t>
-      </w:r>
-      <w:proofErr w:type="gramEnd"/>
-      <w:r>
-        <w:rPr>
-          <w:rFonts w:ascii="Arial" w:eastAsiaTheme="minorHAnsi" w:hAnsi="Arial" w:cs="Arial"/>
-          <w:b/>
-          <w:bCs/>
-          <w:color w:val="000000" w:themeColor="text1"/>
-          <w:kern w:val="0"/>
-          <w:highlight w:val="yellow"/>
-          <w:lang w:eastAsia="en-US" w:bidi="ar-SA"/>
-        </w:rPr>
-        <w:t>_cessacao_</w:t>
-      </w:r>
-      <w:proofErr w:type="gramStart"/>
-      <w:r>
-        <w:rPr>
-          <w:rFonts w:ascii="Arial" w:eastAsiaTheme="minorHAnsi" w:hAnsi="Arial" w:cs="Arial"/>
-          <w:b/>
-          <w:bCs/>
-          <w:color w:val="000000" w:themeColor="text1"/>
-          <w:kern w:val="0"/>
-          <w:highlight w:val="yellow"/>
-          <w:lang w:eastAsia="en-US" w:bidi="ar-SA"/>
-        </w:rPr>
-        <w:t>auxilio</w:t>
-      </w:r>
-      <w:proofErr w:type="spellEnd"/>
-      <w:r>
-        <w:rPr>
-          <w:rFonts w:ascii="Arial" w:eastAsiaTheme="minorHAnsi" w:hAnsi="Arial" w:cs="Arial"/>
-          <w:b/>
-          <w:bCs/>
-          <w:color w:val="000000" w:themeColor="text1"/>
-          <w:kern w:val="0"/>
-          <w:highlight w:val="yellow"/>
-          <w:lang w:eastAsia="en-US" w:bidi="ar-SA"/>
-        </w:rPr>
-        <w:t xml:space="preserve"> }</w:t>
-      </w:r>
-      <w:proofErr w:type="gramEnd"/>
-      <w:r>
-        <w:rPr>
-          <w:rFonts w:ascii="Arial" w:eastAsiaTheme="minorHAnsi" w:hAnsi="Arial" w:cs="Arial"/>
-          <w:b/>
-          <w:bCs/>
-          <w:color w:val="000000" w:themeColor="text1"/>
-          <w:kern w:val="0"/>
-          <w:highlight w:val="yellow"/>
-          <w:lang w:eastAsia="en-US" w:bidi="ar-SA"/>
-        </w:rPr>
-        <w:t>}</w:t>
-      </w:r>
-      <w:r>
-        <w:rPr>
-          <w:rFonts w:ascii="Arial" w:eastAsia="Times New Roman" w:hAnsi="Arial" w:cs="Arial"/>
-          <w:color w:val="000000" w:themeColor="text1"/>
-          <w:kern w:val="0"/>
-          <w:highlight w:val="yellow"/>
-          <w:lang w:eastAsia="pt-BR" w:bidi="ar-SA"/>
-        </w:rPr>
-        <w:t>).</w:t>
-      </w:r>
-      <w:r>
-        <w:rPr>
-          <w:color w:val="000000" w:themeColor="text1"/>
-        </w:rPr>
-        <w:t xml:space="preserve"> </w:t>
-      </w:r>
-      <w:r>
-        <w:rPr>
-          <w:rFonts w:ascii="Arial" w:eastAsia="Times New Roman" w:hAnsi="Arial" w:cs="Arial"/>
-          <w:color w:val="000000" w:themeColor="text1"/>
-          <w:kern w:val="0"/>
-          <w:highlight w:val="green"/>
-          <w:lang w:eastAsia="pt-BR" w:bidi="ar-SA"/>
-        </w:rPr>
-        <w:t xml:space="preserve">{% </w:t>
-      </w:r>
-      <w:proofErr w:type="spellStart"/>
-      <w:r>
-        <w:rPr>
-          <w:rFonts w:ascii="Arial" w:eastAsia="Times New Roman" w:hAnsi="Arial" w:cs="Arial"/>
-          <w:color w:val="000000" w:themeColor="text1"/>
-          <w:kern w:val="0"/>
-          <w:highlight w:val="green"/>
-          <w:lang w:eastAsia="pt-BR" w:bidi="ar-SA"/>
-        </w:rPr>
-        <w:t>endif</w:t>
-      </w:r>
-      <w:proofErr w:type="spellEnd"/>
-      <w:r>
-        <w:rPr>
-          <w:rFonts w:ascii="Arial" w:eastAsia="Times New Roman" w:hAnsi="Arial" w:cs="Arial"/>
-          <w:color w:val="000000" w:themeColor="text1"/>
-          <w:kern w:val="0"/>
-          <w:highlight w:val="green"/>
           <w:lang w:eastAsia="pt-BR" w:bidi="ar-SA"/>
         </w:rPr>
         <w:t xml:space="preserve"> %}</w:t>
@@ -6188,14 +5791,7 @@
           <w:rFonts w:ascii="Arial" w:eastAsia="Calibri" w:hAnsi="Arial" w:cs="Arial"/>
           <w:color w:val="000000" w:themeColor="text1"/>
         </w:rPr>
-        <w:t xml:space="preserve">, na pessoa do seu representante legal, para, querendo, contestar a presente demanda, sob pena de revelia, bem como para </w:t>
-      </w:r>
-      <w:r>
-        <w:rPr>
-          <w:rFonts w:ascii="Arial" w:eastAsia="Calibri" w:hAnsi="Arial" w:cs="Arial"/>
-          <w:color w:val="000000" w:themeColor="text1"/>
-        </w:rPr>
-        <w:t>que seja o mesmo INTIMADO para comparecer à audiência de conciliação;</w:t>
+        <w:t>, na pessoa do seu representante legal, para, querendo, contestar a presente demanda, sob pena de revelia, bem como para que seja o mesmo INTIMADO para comparecer à audiência de conciliação;</w:t>
       </w:r>
     </w:p>
     <w:p>
@@ -6215,7 +5811,6 @@
         <w:rPr>
           <w:rFonts w:ascii="Arial" w:hAnsi="Arial" w:cs="Arial"/>
           <w:color w:val="000000" w:themeColor="text1"/>
-          <w:highlight w:val="green"/>
         </w:rPr>
       </w:pPr>
       <w:r>
@@ -6242,16 +5837,7 @@
           <w:bCs/>
           <w:color w:val="000000" w:themeColor="text1"/>
         </w:rPr>
-        <w:t>indeferiu o requerimento</w:t>
-      </w:r>
-      <w:r>
-        <w:rPr>
-          <w:rFonts w:ascii="Arial" w:eastAsia="Calibri" w:hAnsi="Arial" w:cs="Arial"/>
-          <w:b/>
-          <w:bCs/>
-          <w:color w:val="000000" w:themeColor="text1"/>
-        </w:rPr>
-        <w:t xml:space="preserve"> do benefício</w:t>
+        <w:t>indeferiu o requerimento do benefício</w:t>
       </w:r>
       <w:r>
         <w:rPr>
@@ -6265,49 +5851,37 @@
           <w:rFonts w:ascii="Arial" w:eastAsia="Calibri" w:hAnsi="Arial" w:cs="Arial"/>
           <w:color w:val="000000" w:themeColor="text1"/>
         </w:rPr>
+        <w:t xml:space="preserve"> {% </w:t>
+      </w:r>
+      <w:proofErr w:type="spellStart"/>
+      <w:r>
+        <w:rPr>
+          <w:rFonts w:ascii="Arial" w:eastAsia="Calibri" w:hAnsi="Arial" w:cs="Arial"/>
+          <w:color w:val="000000" w:themeColor="text1"/>
+        </w:rPr>
+        <w:t>if</w:t>
+      </w:r>
+      <w:proofErr w:type="spellEnd"/>
+      <w:r>
+        <w:rPr>
+          <w:rFonts w:ascii="Arial" w:eastAsia="Calibri" w:hAnsi="Arial" w:cs="Arial"/>
+          <w:color w:val="000000" w:themeColor="text1"/>
+        </w:rPr>
         <w:t xml:space="preserve"> </w:t>
       </w:r>
-      <w:r>
-        <w:rPr>
-          <w:rFonts w:ascii="Arial" w:eastAsia="Calibri" w:hAnsi="Arial" w:cs="Arial"/>
-          <w:color w:val="000000" w:themeColor="text1"/>
-          <w:highlight w:val="green"/>
-        </w:rPr>
-        <w:t xml:space="preserve">{% </w:t>
-      </w:r>
       <w:proofErr w:type="spellStart"/>
       <w:r>
         <w:rPr>
           <w:rFonts w:ascii="Arial" w:eastAsia="Calibri" w:hAnsi="Arial" w:cs="Arial"/>
           <w:color w:val="000000" w:themeColor="text1"/>
-          <w:highlight w:val="green"/>
-        </w:rPr>
-        <w:t>if</w:t>
+        </w:rPr>
+        <w:t>tese_termo_inicial</w:t>
       </w:r>
       <w:proofErr w:type="spellEnd"/>
       <w:r>
         <w:rPr>
           <w:rFonts w:ascii="Arial" w:eastAsia="Calibri" w:hAnsi="Arial" w:cs="Arial"/>
           <w:color w:val="000000" w:themeColor="text1"/>
-          <w:highlight w:val="green"/>
-        </w:rPr>
-        <w:t xml:space="preserve"> </w:t>
-      </w:r>
-      <w:proofErr w:type="spellStart"/>
-      <w:r>
-        <w:rPr>
-          <w:rFonts w:ascii="Arial" w:eastAsia="Calibri" w:hAnsi="Arial" w:cs="Arial"/>
-          <w:color w:val="000000" w:themeColor="text1"/>
-          <w:highlight w:val="green"/>
-        </w:rPr>
-        <w:t>tese_termo_inicial</w:t>
-      </w:r>
-      <w:proofErr w:type="spellEnd"/>
-      <w:r>
-        <w:rPr>
-          <w:rFonts w:ascii="Arial" w:eastAsia="Calibri" w:hAnsi="Arial" w:cs="Arial"/>
-          <w:color w:val="000000" w:themeColor="text1"/>
-          <w:highlight w:val="green"/>
         </w:rPr>
         <w:t xml:space="preserve"> %}</w:t>
       </w:r>
@@ -6379,22 +5953,13 @@
           <w:rFonts w:ascii="Arial" w:eastAsia="Calibri" w:hAnsi="Arial" w:cs="Arial"/>
           <w:color w:val="000000" w:themeColor="text1"/>
         </w:rPr>
-        <w:t xml:space="preserve">condenando o INSS a CONCEDER o benefício de AUXÍLIO-ACIDENTE </w:t>
-      </w:r>
-      <w:r>
-        <w:rPr>
-          <w:rFonts w:ascii="Arial" w:eastAsia="Calibri" w:hAnsi="Arial" w:cs="Arial"/>
-          <w:color w:val="000000" w:themeColor="text1"/>
-          <w:highlight w:val="yellow"/>
-        </w:rPr>
-        <w:t xml:space="preserve">(NB: </w:t>
+        <w:t xml:space="preserve">condenando o INSS a CONCEDER o benefício de AUXÍLIO-ACIDENTE (NB: </w:t>
       </w:r>
       <w:proofErr w:type="gramStart"/>
       <w:r>
         <w:rPr>
           <w:rFonts w:ascii="Arial" w:eastAsia="Calibri" w:hAnsi="Arial" w:cs="Arial"/>
           <w:color w:val="000000" w:themeColor="text1"/>
-          <w:highlight w:val="yellow"/>
         </w:rPr>
         <w:t xml:space="preserve">{{ </w:t>
       </w:r>
@@ -6403,7 +5968,6 @@
         <w:rPr>
           <w:rFonts w:ascii="Arial" w:eastAsia="Calibri" w:hAnsi="Arial" w:cs="Arial"/>
           <w:color w:val="000000" w:themeColor="text1"/>
-          <w:highlight w:val="yellow"/>
         </w:rPr>
         <w:t>nb</w:t>
       </w:r>
@@ -6413,7 +5977,6 @@
         <w:rPr>
           <w:rFonts w:ascii="Arial" w:eastAsia="Calibri" w:hAnsi="Arial" w:cs="Arial"/>
           <w:color w:val="000000" w:themeColor="text1"/>
-          <w:highlight w:val="yellow"/>
         </w:rPr>
         <w:t xml:space="preserve"> }}</w:t>
       </w:r>
@@ -6421,30 +5984,13 @@
         <w:rPr>
           <w:rFonts w:ascii="Arial" w:eastAsia="Calibri" w:hAnsi="Arial" w:cs="Arial"/>
           <w:color w:val="000000" w:themeColor="text1"/>
-          <w:highlight w:val="yellow"/>
-        </w:rPr>
-        <w:t>),</w:t>
-      </w:r>
-      <w:r>
-        <w:rPr>
-          <w:rFonts w:ascii="Arial" w:eastAsia="Calibri" w:hAnsi="Arial" w:cs="Arial"/>
-          <w:color w:val="000000" w:themeColor="text1"/>
-        </w:rPr>
-        <w:t xml:space="preserve"> fixando-se a data de início após à </w:t>
-      </w:r>
-      <w:r>
-        <w:rPr>
-          <w:rFonts w:ascii="Arial" w:eastAsia="Calibri" w:hAnsi="Arial" w:cs="Arial"/>
-          <w:color w:val="000000" w:themeColor="text1"/>
-          <w:highlight w:val="yellow"/>
-        </w:rPr>
-        <w:t xml:space="preserve">DCB </w:t>
-      </w:r>
-      <w:r>
-        <w:rPr>
-          <w:rFonts w:ascii="Arial" w:eastAsia="Calibri" w:hAnsi="Arial" w:cs="Arial"/>
-          <w:color w:val="000000" w:themeColor="text1"/>
-          <w:highlight w:val="yellow"/>
+        </w:rPr>
+        <w:t xml:space="preserve">), fixando-se a data de início após à DCB </w:t>
+      </w:r>
+      <w:r>
+        <w:rPr>
+          <w:rFonts w:ascii="Arial" w:eastAsia="Calibri" w:hAnsi="Arial" w:cs="Arial"/>
+          <w:color w:val="000000" w:themeColor="text1"/>
         </w:rPr>
         <w:t>(</w:t>
       </w:r>
@@ -6453,7 +5999,6 @@
         <w:rPr>
           <w:rFonts w:ascii="Arial" w:eastAsia="Calibri" w:hAnsi="Arial" w:cs="Arial"/>
           <w:color w:val="000000" w:themeColor="text1"/>
-          <w:highlight w:val="yellow"/>
         </w:rPr>
         <w:t xml:space="preserve">{{ </w:t>
       </w:r>
@@ -6462,7 +6007,6 @@
         <w:rPr>
           <w:rFonts w:ascii="Arial" w:eastAsia="Calibri" w:hAnsi="Arial" w:cs="Arial"/>
           <w:color w:val="000000" w:themeColor="text1"/>
-          <w:highlight w:val="yellow"/>
         </w:rPr>
         <w:t>data</w:t>
       </w:r>
@@ -6471,7 +6015,6 @@
         <w:rPr>
           <w:rFonts w:ascii="Arial" w:eastAsia="Calibri" w:hAnsi="Arial" w:cs="Arial"/>
           <w:color w:val="000000" w:themeColor="text1"/>
-          <w:highlight w:val="yellow"/>
         </w:rPr>
         <w:t>_cessacao_</w:t>
       </w:r>
@@ -6480,7 +6023,6 @@
         <w:rPr>
           <w:rFonts w:ascii="Arial" w:eastAsia="Calibri" w:hAnsi="Arial" w:cs="Arial"/>
           <w:color w:val="000000" w:themeColor="text1"/>
-          <w:highlight w:val="yellow"/>
         </w:rPr>
         <w:t>auxilio</w:t>
       </w:r>
@@ -6489,7 +6031,6 @@
         <w:rPr>
           <w:rFonts w:ascii="Arial" w:eastAsia="Calibri" w:hAnsi="Arial" w:cs="Arial"/>
           <w:color w:val="000000" w:themeColor="text1"/>
-          <w:highlight w:val="yellow"/>
         </w:rPr>
         <w:t xml:space="preserve"> }</w:t>
       </w:r>
@@ -6498,7 +6039,6 @@
         <w:rPr>
           <w:rFonts w:ascii="Arial" w:eastAsia="Calibri" w:hAnsi="Arial" w:cs="Arial"/>
           <w:color w:val="000000" w:themeColor="text1"/>
-          <w:highlight w:val="yellow"/>
         </w:rPr>
         <w:t>}</w:t>
       </w:r>
@@ -6506,31 +6046,14 @@
         <w:rPr>
           <w:rFonts w:ascii="Arial" w:eastAsia="Calibri" w:hAnsi="Arial" w:cs="Arial"/>
           <w:color w:val="000000" w:themeColor="text1"/>
-          <w:highlight w:val="yellow"/>
-        </w:rPr>
-        <w:t>), sendo</w:t>
-      </w:r>
-      <w:r>
-        <w:rPr>
-          <w:rFonts w:ascii="Arial" w:eastAsia="Calibri" w:hAnsi="Arial" w:cs="Arial"/>
-          <w:color w:val="000000" w:themeColor="text1"/>
-        </w:rPr>
-        <w:t xml:space="preserve"> a </w:t>
-      </w:r>
-      <w:r>
-        <w:rPr>
-          <w:rFonts w:ascii="Arial" w:eastAsia="Calibri" w:hAnsi="Arial" w:cs="Arial"/>
-          <w:color w:val="000000" w:themeColor="text1"/>
-          <w:highlight w:val="yellow"/>
-        </w:rPr>
-        <w:t xml:space="preserve">partir de </w:t>
+        </w:rPr>
+        <w:t xml:space="preserve">), sendo a partir de </w:t>
       </w:r>
       <w:proofErr w:type="gramStart"/>
       <w:r>
         <w:rPr>
           <w:rFonts w:ascii="Arial" w:eastAsia="Calibri" w:hAnsi="Arial" w:cs="Arial"/>
           <w:color w:val="000000" w:themeColor="text1"/>
-          <w:highlight w:val="yellow"/>
         </w:rPr>
         <w:t xml:space="preserve">{{ </w:t>
       </w:r>
@@ -6539,7 +6062,6 @@
         <w:rPr>
           <w:rFonts w:ascii="Arial" w:eastAsia="Calibri" w:hAnsi="Arial" w:cs="Arial"/>
           <w:color w:val="000000" w:themeColor="text1"/>
-          <w:highlight w:val="yellow"/>
         </w:rPr>
         <w:t>data</w:t>
       </w:r>
@@ -6548,7 +6070,6 @@
         <w:rPr>
           <w:rFonts w:ascii="Arial" w:eastAsia="Calibri" w:hAnsi="Arial" w:cs="Arial"/>
           <w:color w:val="000000" w:themeColor="text1"/>
-          <w:highlight w:val="yellow"/>
         </w:rPr>
         <w:t>_termo_</w:t>
       </w:r>
@@ -6557,7 +6078,6 @@
         <w:rPr>
           <w:rFonts w:ascii="Arial" w:eastAsia="Calibri" w:hAnsi="Arial" w:cs="Arial"/>
           <w:color w:val="000000" w:themeColor="text1"/>
-          <w:highlight w:val="yellow"/>
         </w:rPr>
         <w:t>inicial</w:t>
       </w:r>
@@ -6566,7 +6086,6 @@
         <w:rPr>
           <w:rFonts w:ascii="Arial" w:eastAsia="Calibri" w:hAnsi="Arial" w:cs="Arial"/>
           <w:color w:val="000000" w:themeColor="text1"/>
-          <w:highlight w:val="yellow"/>
         </w:rPr>
         <w:t xml:space="preserve"> }</w:t>
       </w:r>
@@ -6575,7 +6094,6 @@
         <w:rPr>
           <w:rFonts w:ascii="Arial" w:eastAsia="Calibri" w:hAnsi="Arial" w:cs="Arial"/>
           <w:color w:val="000000" w:themeColor="text1"/>
-          <w:highlight w:val="yellow"/>
         </w:rPr>
         <w:t>}</w:t>
       </w:r>
@@ -6583,22 +6101,13 @@
         <w:rPr>
           <w:rFonts w:ascii="Arial" w:hAnsi="Arial" w:cs="Arial"/>
           <w:color w:val="000000" w:themeColor="text1"/>
-          <w:highlight w:val="yellow"/>
-        </w:rPr>
-        <w:t>;</w:t>
-      </w:r>
-      <w:r>
-        <w:rPr>
-          <w:rFonts w:ascii="Arial" w:hAnsi="Arial" w:cs="Arial"/>
-          <w:color w:val="000000" w:themeColor="text1"/>
-        </w:rPr>
-        <w:t xml:space="preserve"> </w:t>
-      </w:r>
-      <w:r>
-        <w:rPr>
-          <w:rFonts w:ascii="Arial" w:hAnsi="Arial" w:cs="Arial"/>
-          <w:color w:val="000000" w:themeColor="text1"/>
-          <w:highlight w:val="green"/>
+        </w:rPr>
+        <w:t xml:space="preserve">; </w:t>
+      </w:r>
+      <w:r>
+        <w:rPr>
+          <w:rFonts w:ascii="Arial" w:hAnsi="Arial" w:cs="Arial"/>
+          <w:color w:val="000000" w:themeColor="text1"/>
         </w:rPr>
         <w:t xml:space="preserve">{% </w:t>
       </w:r>
@@ -6607,7 +6116,6 @@
         <w:rPr>
           <w:rFonts w:ascii="Arial" w:hAnsi="Arial" w:cs="Arial"/>
           <w:color w:val="000000" w:themeColor="text1"/>
-          <w:highlight w:val="green"/>
         </w:rPr>
         <w:t>endif</w:t>
       </w:r>
@@ -6616,7 +6124,6 @@
         <w:rPr>
           <w:rFonts w:ascii="Arial" w:hAnsi="Arial" w:cs="Arial"/>
           <w:color w:val="000000" w:themeColor="text1"/>
-          <w:highlight w:val="green"/>
         </w:rPr>
         <w:t xml:space="preserve"> %}</w:t>
       </w:r>
@@ -7270,7 +6777,6 @@
         <w:rPr>
           <w:rFonts w:ascii="Arial" w:hAnsi="Arial" w:cs="Arial"/>
           <w:color w:val="000000" w:themeColor="text1"/>
-          <w:highlight w:val="yellow"/>
           <w:lang w:val="en-US"/>
         </w:rPr>
         <w:t xml:space="preserve">{{ </w:t>
@@ -7280,7 +6786,6 @@
         <w:rPr>
           <w:rFonts w:ascii="Arial" w:hAnsi="Arial" w:cs="Arial"/>
           <w:color w:val="000000" w:themeColor="text1"/>
-          <w:highlight w:val="yellow"/>
           <w:lang w:val="en-US"/>
         </w:rPr>
         <w:t>valor</w:t>
@@ -7290,7 +6795,6 @@
         <w:rPr>
           <w:rFonts w:ascii="Arial" w:hAnsi="Arial" w:cs="Arial"/>
           <w:color w:val="000000" w:themeColor="text1"/>
-          <w:highlight w:val="yellow"/>
           <w:lang w:val="en-US"/>
         </w:rPr>
         <w:t>_</w:t>
@@ -7300,7 +6804,6 @@
         <w:rPr>
           <w:rFonts w:ascii="Arial" w:hAnsi="Arial" w:cs="Arial"/>
           <w:color w:val="000000" w:themeColor="text1"/>
-          <w:highlight w:val="yellow"/>
           <w:lang w:val="en-US"/>
         </w:rPr>
         <w:t>causa</w:t>
@@ -7310,7 +6813,6 @@
         <w:rPr>
           <w:rFonts w:ascii="Arial" w:hAnsi="Arial" w:cs="Arial"/>
           <w:color w:val="000000" w:themeColor="text1"/>
-          <w:highlight w:val="yellow"/>
           <w:lang w:val="en-US"/>
         </w:rPr>
         <w:t xml:space="preserve"> }</w:t>
@@ -7320,7 +6822,6 @@
         <w:rPr>
           <w:rFonts w:ascii="Arial" w:hAnsi="Arial" w:cs="Arial"/>
           <w:color w:val="000000" w:themeColor="text1"/>
-          <w:highlight w:val="yellow"/>
           <w:lang w:val="en-US"/>
         </w:rPr>
         <w:t>}</w:t>
@@ -7402,7 +6903,6 @@
         <w:rPr>
           <w:rFonts w:ascii="Arial" w:hAnsi="Arial" w:cs="Arial"/>
           <w:color w:val="000000" w:themeColor="text1"/>
-          <w:highlight w:val="yellow"/>
         </w:rPr>
         <w:t>{{ cidade</w:t>
       </w:r>
@@ -7411,7 +6911,6 @@
         <w:rPr>
           <w:rFonts w:ascii="Arial" w:hAnsi="Arial" w:cs="Arial"/>
           <w:color w:val="000000" w:themeColor="text1"/>
-          <w:highlight w:val="yellow"/>
         </w:rPr>
         <w:t xml:space="preserve"> </w:t>
       </w:r>
@@ -7420,40 +6919,16 @@
         <w:rPr>
           <w:rFonts w:ascii="Arial" w:hAnsi="Arial" w:cs="Arial"/>
           <w:color w:val="000000" w:themeColor="text1"/>
-          <w:highlight w:val="yellow"/>
-        </w:rPr>
-        <w:t>}}</w:t>
-      </w:r>
-      <w:r>
-        <w:rPr>
-          <w:rFonts w:ascii="Arial" w:hAnsi="Arial" w:cs="Arial"/>
-          <w:color w:val="000000" w:themeColor="text1"/>
-        </w:rPr>
-        <w:t>/</w:t>
-      </w:r>
-      <w:r>
-        <w:rPr>
-          <w:rFonts w:ascii="Arial" w:hAnsi="Arial" w:cs="Arial"/>
-          <w:color w:val="000000" w:themeColor="text1"/>
-          <w:highlight w:val="yellow"/>
-        </w:rPr>
-        <w:t>{{ uf</w:t>
+        </w:rPr>
+        <w:t>}}/{{ uf</w:t>
       </w:r>
       <w:proofErr w:type="gramEnd"/>
       <w:r>
         <w:rPr>
           <w:rFonts w:ascii="Arial" w:hAnsi="Arial" w:cs="Arial"/>
           <w:color w:val="000000" w:themeColor="text1"/>
-          <w:highlight w:val="yellow"/>
-        </w:rPr>
-        <w:t xml:space="preserve"> }}</w:t>
-      </w:r>
-      <w:r>
-        <w:rPr>
-          <w:rFonts w:ascii="Arial" w:hAnsi="Arial" w:cs="Arial"/>
-          <w:color w:val="000000" w:themeColor="text1"/>
-        </w:rPr>
-        <w:t>,</w:t>
+        </w:rPr>
+        <w:t xml:space="preserve"> }},</w:t>
       </w:r>
       <w:r>
         <w:rPr>
@@ -7489,7 +6964,7 @@
           <w:noProof/>
           <w:color w:val="000000" w:themeColor="text1"/>
         </w:rPr>
-        <w:t>27 de outubro de 2026</w:t>
+        <w:t>29 de outubro de 2026</w:t>
       </w:r>
       <w:r>
         <w:rPr>
@@ -7589,7 +7064,6 @@
           <w:bCs/>
           <w:iCs/>
           <w:color w:val="000000" w:themeColor="text1"/>
-          <w:highlight w:val="yellow"/>
           <w:lang w:eastAsia="pt-BR"/>
         </w:rPr>
         <w:t xml:space="preserve">{{ </w:t>
@@ -7602,7 +7076,6 @@
           <w:bCs/>
           <w:iCs/>
           <w:color w:val="000000" w:themeColor="text1"/>
-          <w:highlight w:val="yellow"/>
           <w:lang w:eastAsia="pt-BR"/>
         </w:rPr>
         <w:t>uf</w:t>
@@ -7615,7 +7088,6 @@
           <w:bCs/>
           <w:iCs/>
           <w:color w:val="000000" w:themeColor="text1"/>
-          <w:highlight w:val="yellow"/>
           <w:lang w:eastAsia="pt-BR"/>
         </w:rPr>
         <w:t>_</w:t>
@@ -7628,7 +7100,6 @@
           <w:bCs/>
           <w:iCs/>
           <w:color w:val="000000" w:themeColor="text1"/>
-          <w:highlight w:val="yellow"/>
           <w:lang w:eastAsia="pt-BR"/>
         </w:rPr>
         <w:t>oab</w:t>
@@ -7641,7 +7112,6 @@
           <w:bCs/>
           <w:iCs/>
           <w:color w:val="000000" w:themeColor="text1"/>
-          <w:highlight w:val="yellow"/>
           <w:lang w:eastAsia="pt-BR"/>
         </w:rPr>
         <w:t xml:space="preserve"> }</w:t>
@@ -7654,7 +7124,6 @@
           <w:bCs/>
           <w:iCs/>
           <w:color w:val="000000" w:themeColor="text1"/>
-          <w:highlight w:val="yellow"/>
           <w:lang w:eastAsia="pt-BR"/>
         </w:rPr>
         <w:t>}</w:t>
@@ -7664,14 +7133,7 @@
           <w:rFonts w:ascii="Arial" w:hAnsi="Arial" w:cs="Arial"/>
           <w:color w:val="000000" w:themeColor="text1"/>
         </w:rPr>
-        <w:t xml:space="preserve">, nº </w:t>
-      </w:r>
-      <w:r>
-        <w:rPr>
-          <w:rFonts w:ascii="Arial" w:hAnsi="Arial" w:cs="Arial"/>
-          <w:color w:val="000000" w:themeColor="text1"/>
-        </w:rPr>
-        <w:t>(</w:t>
+        <w:t>, nº (</w:t>
       </w:r>
       <w:proofErr w:type="gramStart"/>
       <w:r>
@@ -7681,7 +7143,6 @@
           <w:bCs/>
           <w:iCs/>
           <w:color w:val="000000" w:themeColor="text1"/>
-          <w:highlight w:val="yellow"/>
           <w:lang w:eastAsia="pt-BR"/>
         </w:rPr>
         <w:t xml:space="preserve">{{ </w:t>
@@ -7694,7 +7155,6 @@
           <w:bCs/>
           <w:iCs/>
           <w:color w:val="000000" w:themeColor="text1"/>
-          <w:highlight w:val="yellow"/>
           <w:lang w:eastAsia="pt-BR"/>
         </w:rPr>
         <w:t>oab</w:t>
@@ -7707,7 +7167,6 @@
           <w:bCs/>
           <w:iCs/>
           <w:color w:val="000000" w:themeColor="text1"/>
-          <w:highlight w:val="yellow"/>
           <w:lang w:eastAsia="pt-BR"/>
         </w:rPr>
         <w:t>_</w:t>
@@ -7720,7 +7179,6 @@
           <w:bCs/>
           <w:iCs/>
           <w:color w:val="000000" w:themeColor="text1"/>
-          <w:highlight w:val="yellow"/>
           <w:lang w:eastAsia="pt-BR"/>
         </w:rPr>
         <w:t>advogado</w:t>
@@ -7733,7 +7191,6 @@
           <w:bCs/>
           <w:iCs/>
           <w:color w:val="000000" w:themeColor="text1"/>
-          <w:highlight w:val="yellow"/>
           <w:lang w:eastAsia="pt-BR"/>
         </w:rPr>
         <w:t xml:space="preserve"> }</w:t>
@@ -7746,7 +7203,6 @@
           <w:bCs/>
           <w:iCs/>
           <w:color w:val="000000" w:themeColor="text1"/>
-          <w:highlight w:val="yellow"/>
           <w:lang w:eastAsia="pt-BR"/>
         </w:rPr>
         <w:t>}</w:t>
